--- a/Szkic-projektu.docx
+++ b/Szkic-projektu.docx
@@ -1177,10 +1177,7 @@
               <w:cnfStyle w:val="000000010000" w:firstRow="0" w:lastRow="0" w:firstColumn="0" w:lastColumn="0" w:oddVBand="0" w:evenVBand="0" w:oddHBand="0" w:evenHBand="1" w:firstRowFirstColumn="0" w:firstRowLastColumn="0" w:lastRowFirstColumn="0" w:lastRowLastColumn="0"/>
             </w:pPr>
             <w:r>
-              <w:t>Wybrane problemy implementacyjne</w:t>
-            </w:r>
-            <w:r>
-              <w:t xml:space="preserve"> </w:t>
+              <w:t xml:space="preserve">Wybrane problemy implementacyjne </w:t>
             </w:r>
           </w:p>
           <w:p>
@@ -1193,7 +1190,7 @@
               <w:cnfStyle w:val="000000010000" w:firstRow="0" w:lastRow="0" w:firstColumn="0" w:lastColumn="0" w:oddVBand="0" w:evenVBand="0" w:oddHBand="0" w:evenHBand="1" w:firstRowFirstColumn="0" w:firstRowLastColumn="0" w:lastRowFirstColumn="0" w:lastRowLastColumn="0"/>
             </w:pPr>
             <w:r>
-              <w:t>Budowa modelu</w:t>
+              <w:t>Testowanie aplikacji</w:t>
             </w:r>
           </w:p>
           <w:p>
@@ -1692,7 +1689,7 @@
                 <w:noProof/>
                 <w:webHidden/>
               </w:rPr>
-              <w:t>5</w:t>
+              <w:t>4</w:t>
             </w:r>
             <w:r>
               <w:rPr>
@@ -1780,7 +1777,7 @@
                 <w:noProof/>
                 <w:webHidden/>
               </w:rPr>
-              <w:t>6</w:t>
+              <w:t>5</w:t>
             </w:r>
             <w:r>
               <w:rPr>
@@ -1868,7 +1865,7 @@
                 <w:noProof/>
                 <w:webHidden/>
               </w:rPr>
-              <w:t>8</w:t>
+              <w:t>7</w:t>
             </w:r>
             <w:r>
               <w:rPr>
@@ -1956,7 +1953,7 @@
                 <w:noProof/>
                 <w:webHidden/>
               </w:rPr>
-              <w:t>9</w:t>
+              <w:t>8</w:t>
             </w:r>
             <w:r>
               <w:rPr>
@@ -2044,7 +2041,7 @@
                 <w:noProof/>
                 <w:webHidden/>
               </w:rPr>
-              <w:t>11</w:t>
+              <w:t>10</w:t>
             </w:r>
             <w:r>
               <w:rPr>
@@ -2114,7 +2111,7 @@
                 <w:noProof/>
                 <w:webHidden/>
               </w:rPr>
-              <w:t>11</w:t>
+              <w:t>10</w:t>
             </w:r>
             <w:r>
               <w:rPr>
@@ -4683,6 +4680,7 @@
       </w:pPr>
       <w:r>
         <w:rPr>
+          <w:noProof/>
           <w:color w:val="000000" w:themeColor="text1"/>
           <w:sz w:val="28"/>
           <w:szCs w:val="28"/>
@@ -5023,24 +5021,64 @@
     </w:p>
     <w:p/>
     <w:p>
-      <w:r>
-        <w:t>Analiza na 2 strony.</w:t>
-      </w:r>
-    </w:p>
-    <w:p/>
-    <w:p>
-      <w:pPr>
-        <w:jc w:val="center"/>
-      </w:pPr>
-      <w:r>
-        <w:rPr>
-          <w:noProof/>
-        </w:rPr>
+      <w:pPr>
+        <w:ind w:firstLine="360"/>
+        <w:jc w:val="both"/>
+        <w:rPr>
+          <w:sz w:val="28"/>
+          <w:szCs w:val="28"/>
+        </w:rPr>
+      </w:pPr>
+      <w:r>
+        <w:rPr>
+          <w:sz w:val="28"/>
+          <w:szCs w:val="28"/>
+        </w:rPr>
+        <w:t>Nasza aplikacja pozwala na wgranie informacji o przepływie danych w formacie CSV, a następnie znalezienie w nich anomalii. Po kliknięciu przycisku program informuje, ile anomalii zostało znalezionych i oznacza je na czerwono, jak widać na</w:t>
+      </w:r>
+      <w:r>
+        <w:rPr>
+          <w:sz w:val="28"/>
+          <w:szCs w:val="28"/>
+        </w:rPr>
+        <w:t> </w:t>
+      </w:r>
+      <w:r>
+        <w:rPr>
+          <w:sz w:val="28"/>
+          <w:szCs w:val="28"/>
+        </w:rPr>
+        <w:t>Rysunku 6. Następnie można obejrzeć dane i przeanalizować, które wpisy zostały oznaczone jako potencjalne ataki i jakie cechy je charakteryzowały.</w:t>
+      </w:r>
+    </w:p>
+    <w:p>
+      <w:pPr>
+        <w:jc w:val="both"/>
+        <w:rPr>
+          <w:sz w:val="28"/>
+          <w:szCs w:val="28"/>
+        </w:rPr>
+      </w:pPr>
+    </w:p>
+    <w:p>
+      <w:pPr>
+        <w:ind w:firstLine="360"/>
+        <w:jc w:val="both"/>
+      </w:pPr>
+      <w:r>
         <w:drawing>
-          <wp:inline distT="0" distB="0" distL="0" distR="0" wp14:anchorId="377A52D1" wp14:editId="6AC7E7E7">
-            <wp:extent cx="4211320" cy="2783840"/>
-            <wp:effectExtent l="0" t="0" r="0" b="0"/>
-            <wp:docPr id="13" name="Image3"/>
+          <wp:anchor distT="0" distB="0" distL="114300" distR="114300" simplePos="0" relativeHeight="251661312" behindDoc="0" locked="0" layoutInCell="1" allowOverlap="1" wp14:anchorId="76CD1390" wp14:editId="22493D34">
+            <wp:simplePos x="0" y="0"/>
+            <wp:positionH relativeFrom="margin">
+              <wp:align>right</wp:align>
+            </wp:positionH>
+            <wp:positionV relativeFrom="paragraph">
+              <wp:posOffset>1883410</wp:posOffset>
+            </wp:positionV>
+            <wp:extent cx="5943600" cy="3655695"/>
+            <wp:effectExtent l="0" t="0" r="0" b="1905"/>
+            <wp:wrapSquare wrapText="bothSides"/>
+            <wp:docPr id="795302678" name="Obraz 1"/>
             <wp:cNvGraphicFramePr>
               <a:graphicFrameLocks xmlns:a="http://schemas.openxmlformats.org/drawingml/2006/main" noChangeAspect="1"/>
             </wp:cNvGraphicFramePr>
@@ -5048,264 +5086,29 @@
               <a:graphicData uri="http://schemas.openxmlformats.org/drawingml/2006/picture">
                 <pic:pic xmlns:pic="http://schemas.openxmlformats.org/drawingml/2006/picture">
                   <pic:nvPicPr>
-                    <pic:cNvPr id="13" name="Image3"/>
-                    <pic:cNvPicPr>
-                      <a:picLocks noChangeAspect="1" noChangeArrowheads="1"/>
-                    </pic:cNvPicPr>
+                    <pic:cNvPr id="795302678" name=""/>
+                    <pic:cNvPicPr/>
                   </pic:nvPicPr>
                   <pic:blipFill>
-                    <a:blip r:embed="rId19"/>
+                    <a:blip r:embed="rId19" cstate="print">
+                      <a:extLst>
+                        <a:ext uri="{28A0092B-C50C-407E-A947-70E740481C1C}">
+                          <a14:useLocalDpi xmlns:a14="http://schemas.microsoft.com/office/drawing/2010/main" val="0"/>
+                        </a:ext>
+                      </a:extLst>
+                    </a:blip>
                     <a:stretch>
                       <a:fillRect/>
                     </a:stretch>
                   </pic:blipFill>
-                  <pic:spPr bwMode="auto">
+                  <pic:spPr>
                     <a:xfrm>
                       <a:off x="0" y="0"/>
-                      <a:ext cx="4211320" cy="2783840"/>
+                      <a:ext cx="5943600" cy="3655695"/>
                     </a:xfrm>
                     <a:prstGeom prst="rect">
                       <a:avLst/>
                     </a:prstGeom>
-                    <a:noFill/>
-                  </pic:spPr>
-                </pic:pic>
-              </a:graphicData>
-            </a:graphic>
-          </wp:inline>
-        </w:drawing>
-      </w:r>
-    </w:p>
-    <w:p>
-      <w:pPr>
-        <w:jc w:val="center"/>
-      </w:pPr>
-    </w:p>
-    <w:p>
-      <w:pPr>
-        <w:jc w:val="center"/>
-      </w:pPr>
-      <w:r>
-        <w:rPr>
-          <w:noProof/>
-        </w:rPr>
-        <w:drawing>
-          <wp:inline distT="0" distB="0" distL="0" distR="0" wp14:anchorId="121869CE" wp14:editId="4D9FB211">
-            <wp:extent cx="4306570" cy="3142615"/>
-            <wp:effectExtent l="0" t="0" r="0" b="0"/>
-            <wp:docPr id="14" name="Obraz 11"/>
-            <wp:cNvGraphicFramePr>
-              <a:graphicFrameLocks xmlns:a="http://schemas.openxmlformats.org/drawingml/2006/main" noChangeAspect="1"/>
-            </wp:cNvGraphicFramePr>
-            <a:graphic xmlns:a="http://schemas.openxmlformats.org/drawingml/2006/main">
-              <a:graphicData uri="http://schemas.openxmlformats.org/drawingml/2006/picture">
-                <pic:pic xmlns:pic="http://schemas.openxmlformats.org/drawingml/2006/picture">
-                  <pic:nvPicPr>
-                    <pic:cNvPr id="14" name="Obraz 11"/>
-                    <pic:cNvPicPr>
-                      <a:picLocks noChangeAspect="1" noChangeArrowheads="1"/>
-                    </pic:cNvPicPr>
-                  </pic:nvPicPr>
-                  <pic:blipFill>
-                    <a:blip r:embed="rId20"/>
-                    <a:stretch>
-                      <a:fillRect/>
-                    </a:stretch>
-                  </pic:blipFill>
-                  <pic:spPr bwMode="auto">
-                    <a:xfrm>
-                      <a:off x="0" y="0"/>
-                      <a:ext cx="4306570" cy="3142615"/>
-                    </a:xfrm>
-                    <a:prstGeom prst="rect">
-                      <a:avLst/>
-                    </a:prstGeom>
-                    <a:noFill/>
-                  </pic:spPr>
-                </pic:pic>
-              </a:graphicData>
-            </a:graphic>
-          </wp:inline>
-        </w:drawing>
-      </w:r>
-    </w:p>
-    <w:p>
-      <w:pPr>
-        <w:jc w:val="center"/>
-        <w:rPr>
-          <w:sz w:val="28"/>
-        </w:rPr>
-      </w:pPr>
-      <w:r>
-        <w:rPr>
-          <w:sz w:val="28"/>
-        </w:rPr>
-        <w:t xml:space="preserve"> </w:t>
-      </w:r>
-    </w:p>
-    <w:p>
-      <w:pPr>
-        <w:jc w:val="center"/>
-        <w:rPr>
-          <w:sz w:val="28"/>
-        </w:rPr>
-      </w:pPr>
-      <w:r>
-        <w:rPr>
-          <w:sz w:val="28"/>
-        </w:rPr>
-        <w:t>Rysunek 7. Szyfrowanie pojedynczego słowa</w:t>
-      </w:r>
-    </w:p>
-    <w:p>
-      <w:pPr>
-        <w:jc w:val="both"/>
-        <w:rPr>
-          <w:sz w:val="28"/>
-        </w:rPr>
-      </w:pPr>
-      <w:r>
-        <w:rPr>
-          <w:sz w:val="28"/>
-        </w:rPr>
-        <w:t xml:space="preserve"> </w:t>
-      </w:r>
-    </w:p>
-    <w:p>
-      <w:pPr>
-        <w:tabs>
-          <w:tab w:val="left" w:pos="420"/>
-        </w:tabs>
-        <w:spacing w:line="360" w:lineRule="auto"/>
-        <w:jc w:val="center"/>
-      </w:pPr>
-      <w:r>
-        <w:rPr>
-          <w:noProof/>
-        </w:rPr>
-        <w:lastRenderedPageBreak/>
-        <w:drawing>
-          <wp:inline distT="0" distB="0" distL="0" distR="0" wp14:anchorId="027F12CB" wp14:editId="60009657">
-            <wp:extent cx="4502150" cy="3381375"/>
-            <wp:effectExtent l="0" t="0" r="0" b="0"/>
-            <wp:docPr id="15" name="Obraz 3833"/>
-            <wp:cNvGraphicFramePr>
-              <a:graphicFrameLocks xmlns:a="http://schemas.openxmlformats.org/drawingml/2006/main" noChangeAspect="1"/>
-            </wp:cNvGraphicFramePr>
-            <a:graphic xmlns:a="http://schemas.openxmlformats.org/drawingml/2006/main">
-              <a:graphicData uri="http://schemas.openxmlformats.org/drawingml/2006/picture">
-                <pic:pic xmlns:pic="http://schemas.openxmlformats.org/drawingml/2006/picture">
-                  <pic:nvPicPr>
-                    <pic:cNvPr id="15" name="Obraz 3833"/>
-                    <pic:cNvPicPr>
-                      <a:picLocks noChangeAspect="1" noChangeArrowheads="1"/>
-                    </pic:cNvPicPr>
-                  </pic:nvPicPr>
-                  <pic:blipFill>
-                    <a:blip r:embed="rId21"/>
-                    <a:stretch>
-                      <a:fillRect/>
-                    </a:stretch>
-                  </pic:blipFill>
-                  <pic:spPr bwMode="auto">
-                    <a:xfrm>
-                      <a:off x="0" y="0"/>
-                      <a:ext cx="4502150" cy="3381375"/>
-                    </a:xfrm>
-                    <a:prstGeom prst="rect">
-                      <a:avLst/>
-                    </a:prstGeom>
-                    <a:noFill/>
-                  </pic:spPr>
-                </pic:pic>
-              </a:graphicData>
-            </a:graphic>
-          </wp:inline>
-        </w:drawing>
-      </w:r>
-    </w:p>
-    <w:p>
-      <w:pPr>
-        <w:tabs>
-          <w:tab w:val="left" w:pos="420"/>
-        </w:tabs>
-        <w:spacing w:before="120" w:line="360" w:lineRule="auto"/>
-        <w:ind w:firstLine="539"/>
-        <w:jc w:val="both"/>
-        <w:rPr>
-          <w:sz w:val="20"/>
-          <w:szCs w:val="20"/>
-        </w:rPr>
-      </w:pPr>
-      <w:bookmarkStart w:id="6" w:name="_Toc466738377"/>
-      <w:r>
-        <w:rPr>
-          <w:sz w:val="20"/>
-          <w:szCs w:val="20"/>
-        </w:rPr>
-        <w:t xml:space="preserve">Rysunek 8. </w:t>
-      </w:r>
-      <w:bookmarkEnd w:id="6"/>
-      <w:r>
-        <w:rPr>
-          <w:sz w:val="20"/>
-          <w:szCs w:val="20"/>
-        </w:rPr>
-        <w:t>Trening sieci neuronowej</w:t>
-      </w:r>
-    </w:p>
-    <w:p>
-      <w:pPr>
-        <w:jc w:val="both"/>
-        <w:rPr>
-          <w:sz w:val="28"/>
-        </w:rPr>
-      </w:pPr>
-      <w:r>
-        <w:rPr>
-          <w:noProof/>
-          <w:sz w:val="28"/>
-        </w:rPr>
-        <w:drawing>
-          <wp:anchor distT="0" distB="0" distL="0" distR="0" simplePos="0" relativeHeight="9" behindDoc="0" locked="0" layoutInCell="1" allowOverlap="1" wp14:anchorId="119461F9" wp14:editId="047F5A30">
-            <wp:simplePos x="0" y="0"/>
-            <wp:positionH relativeFrom="column">
-              <wp:posOffset>842645</wp:posOffset>
-            </wp:positionH>
-            <wp:positionV relativeFrom="paragraph">
-              <wp:posOffset>175260</wp:posOffset>
-            </wp:positionV>
-            <wp:extent cx="3639185" cy="2997835"/>
-            <wp:effectExtent l="0" t="0" r="0" b="0"/>
-            <wp:wrapNone/>
-            <wp:docPr id="16" name="Obraz 4115"/>
-            <wp:cNvGraphicFramePr>
-              <a:graphicFrameLocks xmlns:a="http://schemas.openxmlformats.org/drawingml/2006/main" noChangeAspect="1"/>
-            </wp:cNvGraphicFramePr>
-            <a:graphic xmlns:a="http://schemas.openxmlformats.org/drawingml/2006/main">
-              <a:graphicData uri="http://schemas.openxmlformats.org/drawingml/2006/picture">
-                <pic:pic xmlns:pic="http://schemas.openxmlformats.org/drawingml/2006/picture">
-                  <pic:nvPicPr>
-                    <pic:cNvPr id="16" name="Obraz 4115"/>
-                    <pic:cNvPicPr>
-                      <a:picLocks noChangeAspect="1" noChangeArrowheads="1"/>
-                    </pic:cNvPicPr>
-                  </pic:nvPicPr>
-                  <pic:blipFill>
-                    <a:blip r:embed="rId22"/>
-                    <a:stretch>
-                      <a:fillRect/>
-                    </a:stretch>
-                  </pic:blipFill>
-                  <pic:spPr bwMode="auto">
-                    <a:xfrm>
-                      <a:off x="0" y="0"/>
-                      <a:ext cx="3639185" cy="2997835"/>
-                    </a:xfrm>
-                    <a:prstGeom prst="rect">
-                      <a:avLst/>
-                    </a:prstGeom>
-                    <a:noFill/>
                   </pic:spPr>
                 </pic:pic>
               </a:graphicData>
@@ -5313,32 +5116,66 @@
           </wp:anchor>
         </w:drawing>
       </w:r>
-    </w:p>
-    <w:p>
-      <w:pPr>
-        <w:tabs>
-          <w:tab w:val="left" w:pos="420"/>
-        </w:tabs>
-        <w:spacing w:line="360" w:lineRule="auto"/>
-        <w:ind w:firstLine="539"/>
-        <w:jc w:val="both"/>
-        <w:rPr>
-          <w:color w:val="000000" w:themeColor="text1"/>
-        </w:rPr>
-      </w:pPr>
-    </w:p>
-    <w:p>
-      <w:pPr>
-        <w:tabs>
-          <w:tab w:val="left" w:pos="420"/>
-        </w:tabs>
-        <w:spacing w:line="360" w:lineRule="auto"/>
-        <w:ind w:firstLine="539"/>
-        <w:jc w:val="both"/>
-        <w:rPr>
-          <w:color w:val="000000" w:themeColor="text1"/>
-        </w:rPr>
-      </w:pPr>
+      <w:r>
+        <w:rPr>
+          <w:sz w:val="28"/>
+          <w:szCs w:val="28"/>
+        </w:rPr>
+        <w:t>P</w:t>
+      </w:r>
+      <w:r>
+        <w:rPr>
+          <w:sz w:val="28"/>
+          <w:szCs w:val="28"/>
+        </w:rPr>
+        <w:t>rzetestowaliśmy również wczytywanie surowego ruchu sieciowego bezpośrednio z plików .</w:t>
+      </w:r>
+      <w:proofErr w:type="spellStart"/>
+      <w:r>
+        <w:rPr>
+          <w:sz w:val="28"/>
+          <w:szCs w:val="28"/>
+        </w:rPr>
+        <w:t>pcap</w:t>
+      </w:r>
+      <w:proofErr w:type="spellEnd"/>
+      <w:r>
+        <w:rPr>
+          <w:sz w:val="28"/>
+          <w:szCs w:val="28"/>
+        </w:rPr>
+        <w:t xml:space="preserve"> przy użyciu zintegrowanego narzędzia </w:t>
+      </w:r>
+      <w:proofErr w:type="spellStart"/>
+      <w:r>
+        <w:rPr>
+          <w:sz w:val="28"/>
+          <w:szCs w:val="28"/>
+        </w:rPr>
+        <w:t>tshark</w:t>
+      </w:r>
+      <w:proofErr w:type="spellEnd"/>
+      <w:r>
+        <w:rPr>
+          <w:sz w:val="28"/>
+          <w:szCs w:val="28"/>
+        </w:rPr>
+        <w:t>. Weryfikacji poddano także wydajność interfejsu przy przetwarzaniu większych próbek danych oraz odporność programu na błędy użytkownika. Próba załadowania nieobsługiwanego formatu czy pustego pliku jest bezpiecznie przechwytywana i</w:t>
+      </w:r>
+      <w:r>
+        <w:rPr>
+          <w:sz w:val="28"/>
+          <w:szCs w:val="28"/>
+        </w:rPr>
+        <w:t> </w:t>
+      </w:r>
+      <w:r>
+        <w:rPr>
+          <w:sz w:val="28"/>
+          <w:szCs w:val="28"/>
+        </w:rPr>
+        <w:t>każdorazowo skutkuje wyświetleniem czytelnego ostrzeżenia, co skutecznie chroni aplikację przed awarią.</w:t>
+      </w:r>
       <w:r>
         <w:rPr>
           <w:noProof/>
@@ -5346,74 +5183,120 @@
         <mc:AlternateContent>
           <mc:Choice Requires="wps">
             <w:drawing>
-              <wp:anchor distT="0" distB="0" distL="0" distR="0" simplePos="0" relativeHeight="10" behindDoc="0" locked="0" layoutInCell="1" allowOverlap="1" wp14:anchorId="48994290" wp14:editId="24B396EA">
+              <wp:anchor distT="0" distB="0" distL="114300" distR="114300" simplePos="0" relativeHeight="251663360" behindDoc="0" locked="0" layoutInCell="1" allowOverlap="1" wp14:anchorId="332233EF" wp14:editId="0B89B03E">
                 <wp:simplePos x="0" y="0"/>
                 <wp:positionH relativeFrom="column">
-                  <wp:posOffset>1200150</wp:posOffset>
+                  <wp:posOffset>0</wp:posOffset>
                 </wp:positionH>
                 <wp:positionV relativeFrom="paragraph">
-                  <wp:posOffset>122555</wp:posOffset>
+                  <wp:posOffset>6796405</wp:posOffset>
                 </wp:positionV>
-                <wp:extent cx="301625" cy="290195"/>
+                <wp:extent cx="5943600" cy="635"/>
                 <wp:effectExtent l="0" t="0" r="0" b="0"/>
-                <wp:wrapNone/>
-                <wp:docPr id="17" name="Pole tekstowe 4116"/>
+                <wp:wrapSquare wrapText="bothSides"/>
+                <wp:docPr id="1938995451" name="Pole tekstowe 1"/>
                 <wp:cNvGraphicFramePr/>
                 <a:graphic xmlns:a="http://schemas.openxmlformats.org/drawingml/2006/main">
                   <a:graphicData uri="http://schemas.microsoft.com/office/word/2010/wordprocessingShape">
                     <wps:wsp>
-                      <wps:cNvSpPr/>
+                      <wps:cNvSpPr txBox="1"/>
                       <wps:spPr>
                         <a:xfrm>
                           <a:off x="0" y="0"/>
-                          <a:ext cx="301680" cy="290160"/>
+                          <a:ext cx="5943600" cy="635"/>
                         </a:xfrm>
                         <a:prstGeom prst="rect">
                           <a:avLst/>
                         </a:prstGeom>
-                        <a:noFill/>
-                        <a:ln w="6350">
+                        <a:solidFill>
+                          <a:prstClr val="white"/>
+                        </a:solidFill>
+                        <a:ln>
                           <a:noFill/>
                         </a:ln>
                       </wps:spPr>
-                      <wps:style>
-                        <a:lnRef idx="0">
-                          <a:scrgbClr r="0" g="0" b="0"/>
-                        </a:lnRef>
-                        <a:fillRef idx="0">
-                          <a:scrgbClr r="0" g="0" b="0"/>
-                        </a:fillRef>
-                        <a:effectRef idx="0">
-                          <a:scrgbClr r="0" g="0" b="0"/>
-                        </a:effectRef>
-                        <a:fontRef idx="minor"/>
-                      </wps:style>
                       <wps:txbx>
                         <w:txbxContent>
                           <w:p>
                             <w:pPr>
-                              <w:pStyle w:val="FrameContents"/>
+                              <w:pStyle w:val="Legenda"/>
                               <w:rPr>
-                                <w:sz w:val="20"/>
-                                <w:szCs w:val="20"/>
+                                <w:sz w:val="22"/>
+                                <w:szCs w:val="22"/>
                               </w:rPr>
                             </w:pPr>
                             <w:r>
                               <w:rPr>
-                                <w:color w:val="000000"/>
-                                <w:sz w:val="20"/>
-                                <w:szCs w:val="20"/>
+                                <w:sz w:val="22"/>
+                                <w:szCs w:val="22"/>
                               </w:rPr>
-                              <w:t>a)</w:t>
+                              <w:t xml:space="preserve">Rysunek </w:t>
+                            </w:r>
+                            <w:r>
+                              <w:rPr>
+                                <w:sz w:val="22"/>
+                                <w:szCs w:val="22"/>
+                              </w:rPr>
+                              <w:fldChar w:fldCharType="begin"/>
+                            </w:r>
+                            <w:r>
+                              <w:rPr>
+                                <w:sz w:val="22"/>
+                                <w:szCs w:val="22"/>
+                              </w:rPr>
+                              <w:instrText xml:space="preserve"> SEQ Rysunek \* ARABIC </w:instrText>
+                            </w:r>
+                            <w:r>
+                              <w:rPr>
+                                <w:sz w:val="22"/>
+                                <w:szCs w:val="22"/>
+                              </w:rPr>
+                              <w:fldChar w:fldCharType="separate"/>
+                            </w:r>
+                            <w:r>
+                              <w:rPr>
+                                <w:noProof/>
+                                <w:sz w:val="22"/>
+                                <w:szCs w:val="22"/>
+                              </w:rPr>
+                              <w:t>6</w:t>
+                            </w:r>
+                            <w:r>
+                              <w:rPr>
+                                <w:sz w:val="22"/>
+                                <w:szCs w:val="22"/>
+                              </w:rPr>
+                              <w:fldChar w:fldCharType="end"/>
+                            </w:r>
+                            <w:r>
+                              <w:rPr>
+                                <w:sz w:val="22"/>
+                                <w:szCs w:val="22"/>
+                              </w:rPr>
+                              <w:t>: Interfejs aplikacji</w:t>
+                            </w:r>
+                            <w:r>
+                              <w:rPr>
+                                <w:sz w:val="22"/>
+                                <w:szCs w:val="22"/>
+                              </w:rPr>
+                              <w:t>;</w:t>
+                            </w:r>
+                            <w:r>
+                              <w:rPr>
+                                <w:sz w:val="22"/>
+                                <w:szCs w:val="22"/>
+                              </w:rPr>
+                              <w:t xml:space="preserve"> na czerwono zaznaczone są anomalie znalezione przez program we wgranych danych</w:t>
                             </w:r>
                           </w:p>
                         </w:txbxContent>
                       </wps:txbx>
-                      <wps:bodyPr anchor="t">
+                      <wps:bodyPr rot="0" spcFirstLastPara="0" vertOverflow="overflow" horzOverflow="overflow" vert="horz" wrap="square" lIns="0" tIns="0" rIns="0" bIns="0" numCol="1" spcCol="0" rtlCol="0" fromWordArt="0" anchor="t" anchorCtr="0" forceAA="0" compatLnSpc="1">
                         <a:prstTxWarp prst="textNoShape">
                           <a:avLst/>
                         </a:prstTxWarp>
-                        <a:noAutofit/>
+                        <a:spAutoFit/>
                       </wps:bodyPr>
                     </wps:wsp>
                   </a:graphicData>
@@ -5423,492 +5306,92 @@
           </mc:Choice>
           <mc:Fallback>
             <w:pict>
-              <v:rect w14:anchorId="48994290" id="Pole tekstowe 4116" o:spid="_x0000_s1031" style="position:absolute;left:0;text-align:left;margin-left:94.5pt;margin-top:9.65pt;width:23.75pt;height:22.85pt;z-index:10;visibility:visible;mso-wrap-style:square;mso-wrap-distance-left:0;mso-wrap-distance-top:0;mso-wrap-distance-right:0;mso-wrap-distance-bottom:0;mso-position-horizontal:absolute;mso-position-horizontal-relative:text;mso-position-vertical:absolute;mso-position-vertical-relative:text;v-text-anchor:top" o:gfxdata="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" filled="f" stroked="f" strokeweight=".5pt">
-                <v:textbox>
+              <v:shape w14:anchorId="332233EF" id="_x0000_s1031" type="#_x0000_t202" style="position:absolute;left:0;text-align:left;margin-left:0;margin-top:535.15pt;width:468pt;height:.05pt;z-index:251663360;visibility:visible;mso-wrap-style:square;mso-wrap-distance-left:9pt;mso-wrap-distance-top:0;mso-wrap-distance-right:9pt;mso-wrap-distance-bottom:0;mso-position-horizontal:absolute;mso-position-horizontal-relative:text;mso-position-vertical:absolute;mso-position-vertical-relative:text;v-text-anchor:top" o:gfxdata="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" stroked="f">
+                <v:textbox style="mso-fit-shape-to-text:t" inset="0,0,0,0">
                   <w:txbxContent>
                     <w:p>
                       <w:pPr>
-                        <w:pStyle w:val="FrameContents"/>
+                        <w:pStyle w:val="Legenda"/>
                         <w:rPr>
-                          <w:sz w:val="20"/>
-                          <w:szCs w:val="20"/>
+                          <w:sz w:val="22"/>
+                          <w:szCs w:val="22"/>
                         </w:rPr>
                       </w:pPr>
                       <w:r>
                         <w:rPr>
-                          <w:color w:val="000000"/>
-                          <w:sz w:val="20"/>
-                          <w:szCs w:val="20"/>
+                          <w:sz w:val="22"/>
+                          <w:szCs w:val="22"/>
                         </w:rPr>
-                        <w:t>a)</w:t>
+                        <w:t xml:space="preserve">Rysunek </w:t>
+                      </w:r>
+                      <w:r>
+                        <w:rPr>
+                          <w:sz w:val="22"/>
+                          <w:szCs w:val="22"/>
+                        </w:rPr>
+                        <w:fldChar w:fldCharType="begin"/>
+                      </w:r>
+                      <w:r>
+                        <w:rPr>
+                          <w:sz w:val="22"/>
+                          <w:szCs w:val="22"/>
+                        </w:rPr>
+                        <w:instrText xml:space="preserve"> SEQ Rysunek \* ARABIC </w:instrText>
+                      </w:r>
+                      <w:r>
+                        <w:rPr>
+                          <w:sz w:val="22"/>
+                          <w:szCs w:val="22"/>
+                        </w:rPr>
+                        <w:fldChar w:fldCharType="separate"/>
+                      </w:r>
+                      <w:r>
+                        <w:rPr>
+                          <w:noProof/>
+                          <w:sz w:val="22"/>
+                          <w:szCs w:val="22"/>
+                        </w:rPr>
+                        <w:t>6</w:t>
+                      </w:r>
+                      <w:r>
+                        <w:rPr>
+                          <w:sz w:val="22"/>
+                          <w:szCs w:val="22"/>
+                        </w:rPr>
+                        <w:fldChar w:fldCharType="end"/>
+                      </w:r>
+                      <w:r>
+                        <w:rPr>
+                          <w:sz w:val="22"/>
+                          <w:szCs w:val="22"/>
+                        </w:rPr>
+                        <w:t>: Interfejs aplikacji</w:t>
+                      </w:r>
+                      <w:r>
+                        <w:rPr>
+                          <w:sz w:val="22"/>
+                          <w:szCs w:val="22"/>
+                        </w:rPr>
+                        <w:t>;</w:t>
+                      </w:r>
+                      <w:r>
+                        <w:rPr>
+                          <w:sz w:val="22"/>
+                          <w:szCs w:val="22"/>
+                        </w:rPr>
+                        <w:t xml:space="preserve"> na czerwono zaznaczone są anomalie znalezione przez program we wgranych danych</w:t>
                       </w:r>
                     </w:p>
                   </w:txbxContent>
                 </v:textbox>
-              </v:rect>
+                <w10:wrap type="square"/>
+              </v:shape>
             </w:pict>
           </mc:Fallback>
         </mc:AlternateContent>
       </w:r>
       <w:r>
-        <w:rPr>
-          <w:noProof/>
-        </w:rPr>
-        <mc:AlternateContent>
-          <mc:Choice Requires="wps">
-            <w:drawing>
-              <wp:anchor distT="0" distB="0" distL="0" distR="0" simplePos="0" relativeHeight="12" behindDoc="0" locked="0" layoutInCell="1" allowOverlap="1" wp14:anchorId="775EED2E" wp14:editId="18B160AF">
-                <wp:simplePos x="0" y="0"/>
-                <wp:positionH relativeFrom="column">
-                  <wp:posOffset>2868295</wp:posOffset>
-                </wp:positionH>
-                <wp:positionV relativeFrom="paragraph">
-                  <wp:posOffset>137160</wp:posOffset>
-                </wp:positionV>
-                <wp:extent cx="301625" cy="290195"/>
-                <wp:effectExtent l="0" t="0" r="0" b="0"/>
-                <wp:wrapNone/>
-                <wp:docPr id="18" name="Pole tekstowe 4114"/>
-                <wp:cNvGraphicFramePr/>
-                <a:graphic xmlns:a="http://schemas.openxmlformats.org/drawingml/2006/main">
-                  <a:graphicData uri="http://schemas.microsoft.com/office/word/2010/wordprocessingShape">
-                    <wps:wsp>
-                      <wps:cNvSpPr/>
-                      <wps:spPr>
-                        <a:xfrm>
-                          <a:off x="0" y="0"/>
-                          <a:ext cx="301680" cy="290160"/>
-                        </a:xfrm>
-                        <a:prstGeom prst="rect">
-                          <a:avLst/>
-                        </a:prstGeom>
-                        <a:noFill/>
-                        <a:ln w="6350">
-                          <a:noFill/>
-                        </a:ln>
-                      </wps:spPr>
-                      <wps:style>
-                        <a:lnRef idx="0">
-                          <a:scrgbClr r="0" g="0" b="0"/>
-                        </a:lnRef>
-                        <a:fillRef idx="0">
-                          <a:scrgbClr r="0" g="0" b="0"/>
-                        </a:fillRef>
-                        <a:effectRef idx="0">
-                          <a:scrgbClr r="0" g="0" b="0"/>
-                        </a:effectRef>
-                        <a:fontRef idx="minor"/>
-                      </wps:style>
-                      <wps:txbx>
-                        <w:txbxContent>
-                          <w:p>
-                            <w:pPr>
-                              <w:pStyle w:val="FrameContents"/>
-                              <w:rPr>
-                                <w:sz w:val="20"/>
-                                <w:szCs w:val="20"/>
-                              </w:rPr>
-                            </w:pPr>
-                            <w:r>
-                              <w:rPr>
-                                <w:color w:val="000000"/>
-                                <w:sz w:val="20"/>
-                                <w:szCs w:val="20"/>
-                              </w:rPr>
-                              <w:t>b)</w:t>
-                            </w:r>
-                          </w:p>
-                        </w:txbxContent>
-                      </wps:txbx>
-                      <wps:bodyPr anchor="t">
-                        <a:prstTxWarp prst="textNoShape">
-                          <a:avLst/>
-                        </a:prstTxWarp>
-                        <a:noAutofit/>
-                      </wps:bodyPr>
-                    </wps:wsp>
-                  </a:graphicData>
-                </a:graphic>
-              </wp:anchor>
-            </w:drawing>
-          </mc:Choice>
-          <mc:Fallback>
-            <w:pict>
-              <v:rect w14:anchorId="775EED2E" id="Pole tekstowe 4114" o:spid="_x0000_s1032" style="position:absolute;left:0;text-align:left;margin-left:225.85pt;margin-top:10.8pt;width:23.75pt;height:22.85pt;z-index:12;visibility:visible;mso-wrap-style:square;mso-wrap-distance-left:0;mso-wrap-distance-top:0;mso-wrap-distance-right:0;mso-wrap-distance-bottom:0;mso-position-horizontal:absolute;mso-position-horizontal-relative:text;mso-position-vertical:absolute;mso-position-vertical-relative:text;v-text-anchor:top" o:gfxdata="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" filled="f" stroked="f" strokeweight=".5pt">
-                <v:textbox>
-                  <w:txbxContent>
-                    <w:p>
-                      <w:pPr>
-                        <w:pStyle w:val="FrameContents"/>
-                        <w:rPr>
-                          <w:sz w:val="20"/>
-                          <w:szCs w:val="20"/>
-                        </w:rPr>
-                      </w:pPr>
-                      <w:r>
-                        <w:rPr>
-                          <w:color w:val="000000"/>
-                          <w:sz w:val="20"/>
-                          <w:szCs w:val="20"/>
-                        </w:rPr>
-                        <w:t>b)</w:t>
-                      </w:r>
-                    </w:p>
-                  </w:txbxContent>
-                </v:textbox>
-              </v:rect>
-            </w:pict>
-          </mc:Fallback>
-        </mc:AlternateContent>
-      </w:r>
-      <w:r>
-        <w:rPr>
-          <w:color w:val="000000" w:themeColor="text1"/>
-        </w:rPr>
-        <w:t xml:space="preserve"> </w:t>
-      </w:r>
-    </w:p>
-    <w:p>
-      <w:pPr>
-        <w:tabs>
-          <w:tab w:val="left" w:pos="420"/>
-        </w:tabs>
-        <w:spacing w:line="360" w:lineRule="auto"/>
-        <w:ind w:firstLine="539"/>
-        <w:jc w:val="center"/>
-      </w:pPr>
-    </w:p>
-    <w:p>
-      <w:pPr>
-        <w:tabs>
-          <w:tab w:val="left" w:pos="420"/>
-        </w:tabs>
-        <w:spacing w:line="360" w:lineRule="auto"/>
-        <w:ind w:firstLine="539"/>
-        <w:jc w:val="center"/>
-      </w:pPr>
-    </w:p>
-    <w:p>
-      <w:pPr>
-        <w:tabs>
-          <w:tab w:val="left" w:pos="420"/>
-        </w:tabs>
-        <w:spacing w:line="360" w:lineRule="auto"/>
-        <w:ind w:firstLine="539"/>
-        <w:jc w:val="center"/>
-      </w:pPr>
-    </w:p>
-    <w:p>
-      <w:pPr>
-        <w:tabs>
-          <w:tab w:val="left" w:pos="420"/>
-        </w:tabs>
-        <w:spacing w:line="360" w:lineRule="auto"/>
-        <w:ind w:firstLine="539"/>
-        <w:jc w:val="center"/>
-      </w:pPr>
-    </w:p>
-    <w:p>
-      <w:pPr>
-        <w:tabs>
-          <w:tab w:val="left" w:pos="420"/>
-        </w:tabs>
-        <w:spacing w:line="360" w:lineRule="auto"/>
-        <w:ind w:firstLine="539"/>
-        <w:jc w:val="center"/>
-      </w:pPr>
-      <w:r>
-        <w:rPr>
-          <w:noProof/>
-        </w:rPr>
-        <mc:AlternateContent>
-          <mc:Choice Requires="wps">
-            <w:drawing>
-              <wp:anchor distT="0" distB="0" distL="0" distR="0" simplePos="0" relativeHeight="14" behindDoc="0" locked="0" layoutInCell="1" allowOverlap="1" wp14:anchorId="077503BD" wp14:editId="67D6CC99">
-                <wp:simplePos x="0" y="0"/>
-                <wp:positionH relativeFrom="column">
-                  <wp:posOffset>1177925</wp:posOffset>
-                </wp:positionH>
-                <wp:positionV relativeFrom="paragraph">
-                  <wp:posOffset>257810</wp:posOffset>
-                </wp:positionV>
-                <wp:extent cx="301625" cy="290195"/>
-                <wp:effectExtent l="0" t="0" r="0" b="0"/>
-                <wp:wrapNone/>
-                <wp:docPr id="19" name="Pole tekstowe 4113"/>
-                <wp:cNvGraphicFramePr/>
-                <a:graphic xmlns:a="http://schemas.openxmlformats.org/drawingml/2006/main">
-                  <a:graphicData uri="http://schemas.microsoft.com/office/word/2010/wordprocessingShape">
-                    <wps:wsp>
-                      <wps:cNvSpPr/>
-                      <wps:spPr>
-                        <a:xfrm>
-                          <a:off x="0" y="0"/>
-                          <a:ext cx="301680" cy="290160"/>
-                        </a:xfrm>
-                        <a:prstGeom prst="rect">
-                          <a:avLst/>
-                        </a:prstGeom>
-                        <a:noFill/>
-                        <a:ln w="6350">
-                          <a:noFill/>
-                        </a:ln>
-                      </wps:spPr>
-                      <wps:style>
-                        <a:lnRef idx="0">
-                          <a:scrgbClr r="0" g="0" b="0"/>
-                        </a:lnRef>
-                        <a:fillRef idx="0">
-                          <a:scrgbClr r="0" g="0" b="0"/>
-                        </a:fillRef>
-                        <a:effectRef idx="0">
-                          <a:scrgbClr r="0" g="0" b="0"/>
-                        </a:effectRef>
-                        <a:fontRef idx="minor"/>
-                      </wps:style>
-                      <wps:txbx>
-                        <w:txbxContent>
-                          <w:p>
-                            <w:pPr>
-                              <w:pStyle w:val="FrameContents"/>
-                              <w:rPr>
-                                <w:sz w:val="20"/>
-                                <w:szCs w:val="20"/>
-                              </w:rPr>
-                            </w:pPr>
-                            <w:r>
-                              <w:rPr>
-                                <w:color w:val="000000"/>
-                                <w:sz w:val="20"/>
-                                <w:szCs w:val="20"/>
-                              </w:rPr>
-                              <w:t>c)</w:t>
-                            </w:r>
-                          </w:p>
-                        </w:txbxContent>
-                      </wps:txbx>
-                      <wps:bodyPr anchor="t">
-                        <a:prstTxWarp prst="textNoShape">
-                          <a:avLst/>
-                        </a:prstTxWarp>
-                        <a:noAutofit/>
-                      </wps:bodyPr>
-                    </wps:wsp>
-                  </a:graphicData>
-                </a:graphic>
-              </wp:anchor>
-            </w:drawing>
-          </mc:Choice>
-          <mc:Fallback>
-            <w:pict>
-              <v:rect w14:anchorId="077503BD" id="Pole tekstowe 4113" o:spid="_x0000_s1033" style="position:absolute;left:0;text-align:left;margin-left:92.75pt;margin-top:20.3pt;width:23.75pt;height:22.85pt;z-index:14;visibility:visible;mso-wrap-style:square;mso-wrap-distance-left:0;mso-wrap-distance-top:0;mso-wrap-distance-right:0;mso-wrap-distance-bottom:0;mso-position-horizontal:absolute;mso-position-horizontal-relative:text;mso-position-vertical:absolute;mso-position-vertical-relative:text;v-text-anchor:top" o:gfxdata="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" filled="f" stroked="f" strokeweight=".5pt">
-                <v:textbox>
-                  <w:txbxContent>
-                    <w:p>
-                      <w:pPr>
-                        <w:pStyle w:val="FrameContents"/>
-                        <w:rPr>
-                          <w:sz w:val="20"/>
-                          <w:szCs w:val="20"/>
-                        </w:rPr>
-                      </w:pPr>
-                      <w:r>
-                        <w:rPr>
-                          <w:color w:val="000000"/>
-                          <w:sz w:val="20"/>
-                          <w:szCs w:val="20"/>
-                        </w:rPr>
-                        <w:t>c)</w:t>
-                      </w:r>
-                    </w:p>
-                  </w:txbxContent>
-                </v:textbox>
-              </v:rect>
-            </w:pict>
-          </mc:Fallback>
-        </mc:AlternateContent>
-      </w:r>
-      <w:r>
-        <w:rPr>
-          <w:noProof/>
-        </w:rPr>
-        <mc:AlternateContent>
-          <mc:Choice Requires="wps">
-            <w:drawing>
-              <wp:anchor distT="0" distB="0" distL="0" distR="0" simplePos="0" relativeHeight="16" behindDoc="0" locked="0" layoutInCell="1" allowOverlap="1" wp14:anchorId="0DE1D7A3" wp14:editId="3673FE2C">
-                <wp:simplePos x="0" y="0"/>
-                <wp:positionH relativeFrom="column">
-                  <wp:posOffset>2846070</wp:posOffset>
-                </wp:positionH>
-                <wp:positionV relativeFrom="paragraph">
-                  <wp:posOffset>259715</wp:posOffset>
-                </wp:positionV>
-                <wp:extent cx="301625" cy="290195"/>
-                <wp:effectExtent l="0" t="0" r="0" b="0"/>
-                <wp:wrapNone/>
-                <wp:docPr id="20" name="Pole tekstowe 4112"/>
-                <wp:cNvGraphicFramePr/>
-                <a:graphic xmlns:a="http://schemas.openxmlformats.org/drawingml/2006/main">
-                  <a:graphicData uri="http://schemas.microsoft.com/office/word/2010/wordprocessingShape">
-                    <wps:wsp>
-                      <wps:cNvSpPr/>
-                      <wps:spPr>
-                        <a:xfrm>
-                          <a:off x="0" y="0"/>
-                          <a:ext cx="301680" cy="290160"/>
-                        </a:xfrm>
-                        <a:prstGeom prst="rect">
-                          <a:avLst/>
-                        </a:prstGeom>
-                        <a:noFill/>
-                        <a:ln w="6350">
-                          <a:noFill/>
-                        </a:ln>
-                      </wps:spPr>
-                      <wps:style>
-                        <a:lnRef idx="0">
-                          <a:scrgbClr r="0" g="0" b="0"/>
-                        </a:lnRef>
-                        <a:fillRef idx="0">
-                          <a:scrgbClr r="0" g="0" b="0"/>
-                        </a:fillRef>
-                        <a:effectRef idx="0">
-                          <a:scrgbClr r="0" g="0" b="0"/>
-                        </a:effectRef>
-                        <a:fontRef idx="minor"/>
-                      </wps:style>
-                      <wps:txbx>
-                        <w:txbxContent>
-                          <w:p>
-                            <w:pPr>
-                              <w:pStyle w:val="FrameContents"/>
-                              <w:rPr>
-                                <w:sz w:val="20"/>
-                                <w:szCs w:val="20"/>
-                              </w:rPr>
-                            </w:pPr>
-                            <w:r>
-                              <w:rPr>
-                                <w:color w:val="000000"/>
-                                <w:sz w:val="20"/>
-                                <w:szCs w:val="20"/>
-                              </w:rPr>
-                              <w:t>d)</w:t>
-                            </w:r>
-                          </w:p>
-                        </w:txbxContent>
-                      </wps:txbx>
-                      <wps:bodyPr anchor="t">
-                        <a:prstTxWarp prst="textNoShape">
-                          <a:avLst/>
-                        </a:prstTxWarp>
-                        <a:noAutofit/>
-                      </wps:bodyPr>
-                    </wps:wsp>
-                  </a:graphicData>
-                </a:graphic>
-              </wp:anchor>
-            </w:drawing>
-          </mc:Choice>
-          <mc:Fallback>
-            <w:pict>
-              <v:rect w14:anchorId="0DE1D7A3" id="Pole tekstowe 4112" o:spid="_x0000_s1034" style="position:absolute;left:0;text-align:left;margin-left:224.1pt;margin-top:20.45pt;width:23.75pt;height:22.85pt;z-index:16;visibility:visible;mso-wrap-style:square;mso-wrap-distance-left:0;mso-wrap-distance-top:0;mso-wrap-distance-right:0;mso-wrap-distance-bottom:0;mso-position-horizontal:absolute;mso-position-horizontal-relative:text;mso-position-vertical:absolute;mso-position-vertical-relative:text;v-text-anchor:top" o:gfxdata="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" filled="f" stroked="f" strokeweight=".5pt">
-                <v:textbox>
-                  <w:txbxContent>
-                    <w:p>
-                      <w:pPr>
-                        <w:pStyle w:val="FrameContents"/>
-                        <w:rPr>
-                          <w:sz w:val="20"/>
-                          <w:szCs w:val="20"/>
-                        </w:rPr>
-                      </w:pPr>
-                      <w:r>
-                        <w:rPr>
-                          <w:color w:val="000000"/>
-                          <w:sz w:val="20"/>
-                          <w:szCs w:val="20"/>
-                        </w:rPr>
-                        <w:t>d)</w:t>
-                      </w:r>
-                    </w:p>
-                  </w:txbxContent>
-                </v:textbox>
-              </v:rect>
-            </w:pict>
-          </mc:Fallback>
-        </mc:AlternateContent>
-      </w:r>
-    </w:p>
-    <w:p>
-      <w:pPr>
-        <w:tabs>
-          <w:tab w:val="left" w:pos="420"/>
-        </w:tabs>
-        <w:spacing w:line="360" w:lineRule="auto"/>
-        <w:ind w:firstLine="539"/>
-        <w:jc w:val="center"/>
-      </w:pPr>
-    </w:p>
-    <w:p>
-      <w:pPr>
-        <w:tabs>
-          <w:tab w:val="left" w:pos="420"/>
-        </w:tabs>
-        <w:spacing w:line="360" w:lineRule="auto"/>
-        <w:ind w:firstLine="539"/>
-        <w:jc w:val="center"/>
-      </w:pPr>
-    </w:p>
-    <w:p>
-      <w:pPr>
-        <w:tabs>
-          <w:tab w:val="left" w:pos="420"/>
-        </w:tabs>
-        <w:spacing w:line="360" w:lineRule="auto"/>
-        <w:ind w:firstLine="539"/>
-        <w:jc w:val="center"/>
-      </w:pPr>
-    </w:p>
-    <w:p>
-      <w:pPr>
-        <w:tabs>
-          <w:tab w:val="left" w:pos="420"/>
-        </w:tabs>
-        <w:spacing w:line="360" w:lineRule="auto"/>
-        <w:ind w:firstLine="539"/>
-        <w:jc w:val="center"/>
-      </w:pPr>
-    </w:p>
-    <w:p>
-      <w:pPr>
-        <w:tabs>
-          <w:tab w:val="left" w:pos="420"/>
-        </w:tabs>
-        <w:spacing w:line="360" w:lineRule="auto"/>
-        <w:ind w:firstLine="539"/>
-        <w:jc w:val="center"/>
-      </w:pPr>
-    </w:p>
-    <w:p>
-      <w:pPr>
-        <w:tabs>
-          <w:tab w:val="left" w:pos="420"/>
-        </w:tabs>
-        <w:spacing w:before="120" w:line="360" w:lineRule="auto"/>
-        <w:ind w:left="360"/>
-        <w:jc w:val="both"/>
-        <w:rPr>
-          <w:sz w:val="20"/>
-          <w:szCs w:val="20"/>
-        </w:rPr>
-      </w:pPr>
-      <w:r>
-        <w:rPr>
-          <w:sz w:val="20"/>
-          <w:szCs w:val="20"/>
-        </w:rPr>
-        <w:t>Rysunek 9. Regresja liniowa dla: a) zbioru treningowego b) zbioru walidacyjnego  c) zbioru testowego d) wszystkich zbiorów</w:t>
+        <w:br w:type="page"/>
       </w:r>
     </w:p>
     <w:p>
@@ -5922,7 +5405,7 @@
           <w:sz w:val="28"/>
         </w:rPr>
       </w:pPr>
-      <w:bookmarkStart w:id="7" w:name="_Toc227257107"/>
+      <w:bookmarkStart w:id="6" w:name="_Toc227257107"/>
       <w:r>
         <w:rPr>
           <w:sz w:val="28"/>
@@ -5930,7 +5413,7 @@
         <w:lastRenderedPageBreak/>
         <w:t>Wnioski</w:t>
       </w:r>
-      <w:bookmarkEnd w:id="7"/>
+      <w:bookmarkEnd w:id="6"/>
     </w:p>
     <w:p>
       <w:pPr>
@@ -5943,24 +5426,16 @@
     </w:p>
     <w:p>
       <w:pPr>
-        <w:jc w:val="both"/>
-        <w:rPr>
-          <w:sz w:val="28"/>
-        </w:rPr>
-      </w:pPr>
-      <w:r>
-        <w:rPr>
-          <w:sz w:val="28"/>
-        </w:rPr>
-        <w:t>Całość max 10 - 12 stron.</w:t>
-      </w:r>
-    </w:p>
-    <w:p>
-      <w:pPr>
-        <w:rPr>
-          <w:sz w:val="28"/>
-        </w:rPr>
-      </w:pPr>
+        <w:rPr>
+          <w:sz w:val="28"/>
+        </w:rPr>
+      </w:pPr>
+      <w:r>
+        <w:rPr>
+          <w:sz w:val="28"/>
+        </w:rPr>
+        <w:br w:type="page"/>
+      </w:r>
     </w:p>
     <w:p>
       <w:pPr>
@@ -5970,14 +5445,15 @@
           <w:sz w:val="28"/>
         </w:rPr>
       </w:pPr>
-      <w:bookmarkStart w:id="8" w:name="_Toc227257108"/>
-      <w:r>
-        <w:rPr>
-          <w:sz w:val="28"/>
-        </w:rPr>
+      <w:bookmarkStart w:id="7" w:name="_Toc227257108"/>
+      <w:r>
+        <w:rPr>
+          <w:sz w:val="28"/>
+        </w:rPr>
+        <w:lastRenderedPageBreak/>
         <w:t>Literatura</w:t>
       </w:r>
-      <w:bookmarkEnd w:id="8"/>
+      <w:bookmarkEnd w:id="7"/>
     </w:p>
     <w:p>
       <w:pPr>
@@ -5996,7 +5472,7 @@
       <w:r>
         <w:t xml:space="preserve">: Materiały graficzne/Schemat poglądowy [Online]. Dostępne w Internecie: </w:t>
       </w:r>
-      <w:hyperlink r:id="rId23" w:history="1">
+      <w:hyperlink r:id="rId20" w:history="1">
         <w:r>
           <w:rPr>
             <w:rStyle w:val="Hipercze"/>
@@ -6024,14 +5500,14 @@
         <w:rPr>
           <w:lang w:val="en-GB"/>
         </w:rPr>
-        <w:t>M. T</w:t>
+        <w:t xml:space="preserve">M. </w:t>
       </w:r>
       <w:proofErr w:type="spellStart"/>
       <w:r>
         <w:rPr>
           <w:lang w:val="en-GB"/>
         </w:rPr>
-        <w:t>avallaee</w:t>
+        <w:t>Tavallaee</w:t>
       </w:r>
       <w:proofErr w:type="spellEnd"/>
       <w:r>
@@ -6194,7 +5670,7 @@
       <w:r>
         <w:t xml:space="preserve"> [Online]. Dostępne w Internecie: </w:t>
       </w:r>
-      <w:hyperlink r:id="rId24" w:history="1">
+      <w:hyperlink r:id="rId21" w:history="1">
         <w:r>
           <w:rPr>
             <w:rStyle w:val="Hipercze"/>
@@ -6222,45 +5698,21 @@
         <w:rPr>
           <w:lang w:val="en-GB"/>
         </w:rPr>
-        <w:t>I. S</w:t>
+        <w:t xml:space="preserve">I. </w:t>
       </w:r>
       <w:proofErr w:type="spellStart"/>
       <w:r>
         <w:rPr>
           <w:lang w:val="en-GB"/>
         </w:rPr>
-        <w:t>harafaldin</w:t>
+        <w:t>Sharafaldin</w:t>
       </w:r>
       <w:proofErr w:type="spellEnd"/>
       <w:r>
         <w:rPr>
           <w:lang w:val="en-GB"/>
         </w:rPr>
-        <w:t>, A. H. Lashkari, A. A. Ghorbani, "Toward Generating a New Intrusion</w:t>
-      </w:r>
-      <w:r>
-        <w:rPr>
-          <w:lang w:val="en-GB"/>
-        </w:rPr>
-        <w:t xml:space="preserve"> </w:t>
-      </w:r>
-      <w:r>
-        <w:rPr>
-          <w:lang w:val="en-GB"/>
-        </w:rPr>
-        <w:t>Detection Dataset and Intrusion Traffic Characterization", Proceedings of the 4th International</w:t>
-      </w:r>
-      <w:r>
-        <w:rPr>
-          <w:lang w:val="en-GB"/>
-        </w:rPr>
-        <w:t xml:space="preserve"> </w:t>
-      </w:r>
-      <w:r>
-        <w:rPr>
-          <w:lang w:val="en-GB"/>
-        </w:rPr>
-        <w:t>Conference on Information Systems Security and Privacy (ICISSP), 2018, s. 108-116.</w:t>
+        <w:t>, A. H. Lashkari, A. A. Ghorbani, "Toward Generating a New Intrusion Detection Dataset and Intrusion Traffic Characterization", Proceedings of the 4th International Conference on Information Systems Security and Privacy (ICISSP), 2018, s. 108-116.</w:t>
       </w:r>
     </w:p>
     <w:p>
@@ -6351,12 +5803,12 @@
       </w:pPr>
     </w:p>
     <w:sectPr>
-      <w:headerReference w:type="even" r:id="rId25"/>
-      <w:headerReference w:type="default" r:id="rId26"/>
-      <w:footerReference w:type="even" r:id="rId27"/>
-      <w:footerReference w:type="default" r:id="rId28"/>
-      <w:headerReference w:type="first" r:id="rId29"/>
-      <w:footerReference w:type="first" r:id="rId30"/>
+      <w:headerReference w:type="even" r:id="rId22"/>
+      <w:headerReference w:type="default" r:id="rId23"/>
+      <w:footerReference w:type="even" r:id="rId24"/>
+      <w:footerReference w:type="default" r:id="rId25"/>
+      <w:headerReference w:type="first" r:id="rId26"/>
+      <w:footerReference w:type="first" r:id="rId27"/>
       <w:pgSz w:w="12240" w:h="15840"/>
       <w:pgMar w:top="1440" w:right="1440" w:bottom="2160" w:left="1440" w:header="1296" w:footer="1296" w:gutter="0"/>
       <w:pgNumType w:start="1"/>
@@ -8591,7 +8043,6 @@
   <w:style w:type="character" w:default="1" w:styleId="Domylnaczcionkaakapitu">
     <w:name w:val="Default Paragraph Font"/>
     <w:uiPriority w:val="1"/>
-    <w:semiHidden/>
     <w:unhideWhenUsed/>
   </w:style>
   <w:style w:type="table" w:default="1" w:styleId="Standardowy">
@@ -9911,6 +9362,7 @@
     <w:rsid w:val="004D6C3A"/>
     <w:rsid w:val="004F4255"/>
     <w:rsid w:val="00644EC8"/>
+    <w:rsid w:val="00687834"/>
     <w:rsid w:val="00773758"/>
     <w:rsid w:val="007810C3"/>
     <w:rsid w:val="007B048D"/>
@@ -9923,6 +9375,7 @@
     <w:rsid w:val="0090536A"/>
     <w:rsid w:val="00920454"/>
     <w:rsid w:val="0093696B"/>
+    <w:rsid w:val="0099457C"/>
     <w:rsid w:val="00A02F7B"/>
     <w:rsid w:val="00A0630B"/>
     <w:rsid w:val="00A33194"/>

--- a/Szkic-projektu.docx
+++ b/Szkic-projektu.docx
@@ -1009,6 +1009,108 @@
                 <w:bCs/>
               </w:rPr>
               <w:t>Wybrane problemy implementacyjne</w:t>
+            </w:r>
+          </w:p>
+        </w:tc>
+      </w:tr>
+      <w:tr>
+        <w:trPr>
+          <w:cnfStyle w:val="000000100000" w:firstRow="0" w:lastRow="0" w:firstColumn="0" w:lastColumn="0" w:oddVBand="0" w:evenVBand="0" w:oddHBand="1" w:evenHBand="0" w:firstRowFirstColumn="0" w:firstRowLastColumn="0" w:lastRowFirstColumn="0" w:lastRowLastColumn="0"/>
+          <w:trHeight w:val="525"/>
+        </w:trPr>
+        <w:tc>
+          <w:tcPr>
+            <w:cnfStyle w:val="001000000000" w:firstRow="0" w:lastRow="0" w:firstColumn="1" w:lastColumn="0" w:oddVBand="0" w:evenVBand="0" w:oddHBand="0" w:evenHBand="0" w:firstRowFirstColumn="0" w:firstRowLastColumn="0" w:lastRowFirstColumn="0" w:lastRowLastColumn="0"/>
+            <w:tcW w:w="1809" w:type="dxa"/>
+            <w:shd w:val="clear" w:color="auto" w:fill="FFFFFF" w:themeFill="background1"/>
+            <w:vAlign w:val="center"/>
+          </w:tcPr>
+          <w:p>
+            <w:pPr>
+              <w:jc w:val="center"/>
+              <w:rPr>
+                <w:rFonts w:asciiTheme="minorHAnsi" w:hAnsiTheme="minorHAnsi"/>
+                <w:b w:val="0"/>
+                <w:bCs w:val="0"/>
+              </w:rPr>
+            </w:pPr>
+            <w:r>
+              <w:rPr>
+                <w:rFonts w:asciiTheme="minorHAnsi" w:hAnsiTheme="minorHAnsi"/>
+                <w:b w:val="0"/>
+                <w:bCs w:val="0"/>
+              </w:rPr>
+              <w:t>06</w:t>
+            </w:r>
+          </w:p>
+        </w:tc>
+        <w:tc>
+          <w:tcPr>
+            <w:tcW w:w="1843" w:type="dxa"/>
+            <w:shd w:val="clear" w:color="auto" w:fill="FFFFFF" w:themeFill="background1"/>
+            <w:vAlign w:val="center"/>
+          </w:tcPr>
+          <w:p>
+            <w:pPr>
+              <w:tabs>
+                <w:tab w:val="center" w:pos="916"/>
+                <w:tab w:val="right" w:pos="1832"/>
+              </w:tabs>
+              <w:jc w:val="center"/>
+              <w:cnfStyle w:val="000000100000" w:firstRow="0" w:lastRow="0" w:firstColumn="0" w:lastColumn="0" w:oddVBand="0" w:evenVBand="0" w:oddHBand="1" w:evenHBand="0" w:firstRowFirstColumn="0" w:firstRowLastColumn="0" w:lastRowFirstColumn="0" w:lastRowLastColumn="0"/>
+              <w:rPr>
+                <w:bCs/>
+              </w:rPr>
+            </w:pPr>
+            <w:r>
+              <w:rPr>
+                <w:bCs/>
+              </w:rPr>
+              <w:t>2026-06-04</w:t>
+            </w:r>
+          </w:p>
+        </w:tc>
+        <w:tc>
+          <w:tcPr>
+            <w:tcW w:w="2291" w:type="dxa"/>
+            <w:shd w:val="clear" w:color="auto" w:fill="FFFFFF" w:themeFill="background1"/>
+            <w:vAlign w:val="center"/>
+          </w:tcPr>
+          <w:p>
+            <w:pPr>
+              <w:jc w:val="center"/>
+              <w:cnfStyle w:val="000000100000" w:firstRow="0" w:lastRow="0" w:firstColumn="0" w:lastColumn="0" w:oddVBand="0" w:evenVBand="0" w:oddHBand="1" w:evenHBand="0" w:firstRowFirstColumn="0" w:firstRowLastColumn="0" w:lastRowFirstColumn="0" w:lastRowLastColumn="0"/>
+              <w:rPr>
+                <w:bCs/>
+              </w:rPr>
+            </w:pPr>
+            <w:r>
+              <w:rPr>
+                <w:bCs/>
+              </w:rPr>
+              <w:t>Martyna Sadowska</w:t>
+            </w:r>
+          </w:p>
+        </w:tc>
+        <w:tc>
+          <w:tcPr>
+            <w:tcW w:w="3804" w:type="dxa"/>
+            <w:shd w:val="clear" w:color="auto" w:fill="FFFFFF" w:themeFill="background1"/>
+            <w:vAlign w:val="center"/>
+          </w:tcPr>
+          <w:p>
+            <w:pPr>
+              <w:jc w:val="center"/>
+              <w:cnfStyle w:val="000000100000" w:firstRow="0" w:lastRow="0" w:firstColumn="0" w:lastColumn="0" w:oddVBand="0" w:evenVBand="0" w:oddHBand="1" w:evenHBand="0" w:firstRowFirstColumn="0" w:firstRowLastColumn="0" w:lastRowFirstColumn="0" w:lastRowLastColumn="0"/>
+              <w:rPr>
+                <w:bCs/>
+              </w:rPr>
+            </w:pPr>
+            <w:r>
+              <w:rPr>
+                <w:bCs/>
+              </w:rPr>
+              <w:t>Testowanie aplikacji</w:t>
             </w:r>
           </w:p>
         </w:tc>
@@ -2498,7 +2600,7 @@
                                     </pic:cNvPicPr>
                                   </pic:nvPicPr>
                                   <pic:blipFill>
-                                    <a:blip r:embed="rId14"/>
+                                    <a:blip r:embed="rId15"/>
                                     <a:stretch>
                                       <a:fillRect/>
                                     </a:stretch>
@@ -2969,7 +3071,7 @@
                     </pic:cNvPicPr>
                   </pic:nvPicPr>
                   <pic:blipFill>
-                    <a:blip r:embed="rId15"/>
+                    <a:blip r:embed="rId16"/>
                     <a:stretch>
                       <a:fillRect/>
                     </a:stretch>
@@ -3547,7 +3649,7 @@
                     </pic:cNvPicPr>
                   </pic:nvPicPr>
                   <pic:blipFill>
-                    <a:blip r:embed="rId16"/>
+                    <a:blip r:embed="rId17"/>
                     <a:stretch>
                       <a:fillRect/>
                     </a:stretch>
@@ -4288,7 +4390,7 @@
                     </pic:cNvPicPr>
                   </pic:nvPicPr>
                   <pic:blipFill>
-                    <a:blip r:embed="rId17">
+                    <a:blip r:embed="rId18">
                       <a:extLst>
                         <a:ext uri="{28A0092B-C50C-407E-A947-70E740481C1C}">
                           <a14:useLocalDpi xmlns:a14="http://schemas.microsoft.com/office/drawing/2010/main" val="0"/>
@@ -4709,7 +4811,7 @@
                     <pic:cNvPicPr/>
                   </pic:nvPicPr>
                   <pic:blipFill>
-                    <a:blip r:embed="rId18">
+                    <a:blip r:embed="rId19">
                       <a:extLst>
                         <a:ext uri="{28A0092B-C50C-407E-A947-70E740481C1C}">
                           <a14:useLocalDpi xmlns:a14="http://schemas.microsoft.com/office/drawing/2010/main" val="0"/>
@@ -5066,8 +5168,11 @@
         <w:jc w:val="both"/>
       </w:pPr>
       <w:r>
+        <w:rPr>
+          <w:noProof/>
+        </w:rPr>
         <w:drawing>
-          <wp:anchor distT="0" distB="0" distL="114300" distR="114300" simplePos="0" relativeHeight="251661312" behindDoc="0" locked="0" layoutInCell="1" allowOverlap="1" wp14:anchorId="76CD1390" wp14:editId="22493D34">
+          <wp:anchor distT="0" distB="0" distL="114300" distR="114300" simplePos="0" relativeHeight="251661312" behindDoc="0" locked="0" layoutInCell="1" allowOverlap="1" wp14:anchorId="76CD1390" wp14:editId="3864FA37">
             <wp:simplePos x="0" y="0"/>
             <wp:positionH relativeFrom="margin">
               <wp:align>right</wp:align>
@@ -5090,7 +5195,7 @@
                     <pic:cNvPicPr/>
                   </pic:nvPicPr>
                   <pic:blipFill>
-                    <a:blip r:embed="rId19" cstate="print">
+                    <a:blip r:embed="rId20" cstate="print">
                       <a:extLst>
                         <a:ext uri="{28A0092B-C50C-407E-A947-70E740481C1C}">
                           <a14:useLocalDpi xmlns:a14="http://schemas.microsoft.com/office/drawing/2010/main" val="0"/>
@@ -5472,7 +5577,7 @@
       <w:r>
         <w:t xml:space="preserve">: Materiały graficzne/Schemat poglądowy [Online]. Dostępne w Internecie: </w:t>
       </w:r>
-      <w:hyperlink r:id="rId20" w:history="1">
+      <w:hyperlink r:id="rId21" w:history="1">
         <w:r>
           <w:rPr>
             <w:rStyle w:val="Hipercze"/>
@@ -5670,7 +5775,7 @@
       <w:r>
         <w:t xml:space="preserve"> [Online]. Dostępne w Internecie: </w:t>
       </w:r>
-      <w:hyperlink r:id="rId21" w:history="1">
+      <w:hyperlink r:id="rId22" w:history="1">
         <w:r>
           <w:rPr>
             <w:rStyle w:val="Hipercze"/>
@@ -5803,12 +5908,12 @@
       </w:pPr>
     </w:p>
     <w:sectPr>
-      <w:headerReference w:type="even" r:id="rId22"/>
-      <w:headerReference w:type="default" r:id="rId23"/>
-      <w:footerReference w:type="even" r:id="rId24"/>
-      <w:footerReference w:type="default" r:id="rId25"/>
-      <w:headerReference w:type="first" r:id="rId26"/>
-      <w:footerReference w:type="first" r:id="rId27"/>
+      <w:headerReference w:type="even" r:id="rId23"/>
+      <w:headerReference w:type="default" r:id="rId24"/>
+      <w:footerReference w:type="even" r:id="rId25"/>
+      <w:footerReference w:type="default" r:id="rId26"/>
+      <w:headerReference w:type="first" r:id="rId27"/>
+      <w:footerReference w:type="first" r:id="rId28"/>
       <w:pgSz w:w="12240" w:h="15840"/>
       <w:pgMar w:top="1440" w:right="1440" w:bottom="2160" w:left="1440" w:header="1296" w:footer="1296" w:gutter="0"/>
       <w:pgNumType w:start="1"/>
@@ -8043,6 +8148,7 @@
   <w:style w:type="character" w:default="1" w:styleId="Domylnaczcionkaakapitu">
     <w:name w:val="Default Paragraph Font"/>
     <w:uiPriority w:val="1"/>
+    <w:semiHidden/>
     <w:unhideWhenUsed/>
   </w:style>
   <w:style w:type="table" w:default="1" w:styleId="Standardowy">
@@ -9363,6 +9469,8 @@
     <w:rsid w:val="004F4255"/>
     <w:rsid w:val="00644EC8"/>
     <w:rsid w:val="00687834"/>
+    <w:rsid w:val="0069188E"/>
+    <w:rsid w:val="006A6328"/>
     <w:rsid w:val="00773758"/>
     <w:rsid w:val="007810C3"/>
     <w:rsid w:val="007B048D"/>

--- a/Szkic-projektu.docx
+++ b/Szkic-projektu.docx
@@ -2600,7 +2600,7 @@
                                     </pic:cNvPicPr>
                                   </pic:nvPicPr>
                                   <pic:blipFill>
-                                    <a:blip r:embed="rId15"/>
+                                    <a:blip r:embed="rId14"/>
                                     <a:stretch>
                                       <a:fillRect/>
                                     </a:stretch>
@@ -3071,7 +3071,7 @@
                     </pic:cNvPicPr>
                   </pic:nvPicPr>
                   <pic:blipFill>
-                    <a:blip r:embed="rId16"/>
+                    <a:blip r:embed="rId15"/>
                     <a:stretch>
                       <a:fillRect/>
                     </a:stretch>
@@ -3649,7 +3649,7 @@
                     </pic:cNvPicPr>
                   </pic:nvPicPr>
                   <pic:blipFill>
-                    <a:blip r:embed="rId17"/>
+                    <a:blip r:embed="rId16"/>
                     <a:stretch>
                       <a:fillRect/>
                     </a:stretch>
@@ -4390,7 +4390,7 @@
                     </pic:cNvPicPr>
                   </pic:nvPicPr>
                   <pic:blipFill>
-                    <a:blip r:embed="rId18">
+                    <a:blip r:embed="rId17">
                       <a:extLst>
                         <a:ext uri="{28A0092B-C50C-407E-A947-70E740481C1C}">
                           <a14:useLocalDpi xmlns:a14="http://schemas.microsoft.com/office/drawing/2010/main" val="0"/>
@@ -4811,7 +4811,7 @@
                     <pic:cNvPicPr/>
                   </pic:nvPicPr>
                   <pic:blipFill>
-                    <a:blip r:embed="rId19">
+                    <a:blip r:embed="rId18">
                       <a:extLst>
                         <a:ext uri="{28A0092B-C50C-407E-A947-70E740481C1C}">
                           <a14:useLocalDpi xmlns:a14="http://schemas.microsoft.com/office/drawing/2010/main" val="0"/>
@@ -5172,16 +5172,16 @@
           <w:noProof/>
         </w:rPr>
         <w:drawing>
-          <wp:anchor distT="0" distB="0" distL="114300" distR="114300" simplePos="0" relativeHeight="251661312" behindDoc="0" locked="0" layoutInCell="1" allowOverlap="1" wp14:anchorId="76CD1390" wp14:editId="3864FA37">
+          <wp:anchor distT="0" distB="0" distL="114300" distR="114300" simplePos="0" relativeHeight="251661312" behindDoc="0" locked="0" layoutInCell="1" allowOverlap="1" wp14:anchorId="76CD1390" wp14:editId="71CFB1B2">
             <wp:simplePos x="0" y="0"/>
             <wp:positionH relativeFrom="margin">
-              <wp:align>right</wp:align>
+              <wp:posOffset>0</wp:posOffset>
             </wp:positionH>
             <wp:positionV relativeFrom="paragraph">
-              <wp:posOffset>1883410</wp:posOffset>
+              <wp:posOffset>2132330</wp:posOffset>
             </wp:positionV>
-            <wp:extent cx="5943600" cy="3655695"/>
-            <wp:effectExtent l="0" t="0" r="0" b="1905"/>
+            <wp:extent cx="5943600" cy="3162300"/>
+            <wp:effectExtent l="0" t="0" r="0" b="0"/>
             <wp:wrapSquare wrapText="bothSides"/>
             <wp:docPr id="795302678" name="Obraz 1"/>
             <wp:cNvGraphicFramePr>
@@ -5191,11 +5191,11 @@
               <a:graphicData uri="http://schemas.openxmlformats.org/drawingml/2006/picture">
                 <pic:pic xmlns:pic="http://schemas.openxmlformats.org/drawingml/2006/picture">
                   <pic:nvPicPr>
-                    <pic:cNvPr id="795302678" name=""/>
+                    <pic:cNvPr id="795302678" name="Obraz 1"/>
                     <pic:cNvPicPr/>
                   </pic:nvPicPr>
                   <pic:blipFill>
-                    <a:blip r:embed="rId20" cstate="print">
+                    <a:blip r:embed="rId19" cstate="print">
                       <a:extLst>
                         <a:ext uri="{28A0092B-C50C-407E-A947-70E740481C1C}">
                           <a14:useLocalDpi xmlns:a14="http://schemas.microsoft.com/office/drawing/2010/main" val="0"/>
@@ -5209,7 +5209,7 @@
                   <pic:spPr>
                     <a:xfrm>
                       <a:off x="0" y="0"/>
-                      <a:ext cx="5943600" cy="3655695"/>
+                      <a:ext cx="5943600" cy="3162300"/>
                     </a:xfrm>
                     <a:prstGeom prst="rect">
                       <a:avLst/>
@@ -5218,6 +5218,9 @@
                 </pic:pic>
               </a:graphicData>
             </a:graphic>
+            <wp14:sizeRelV relativeFrom="margin">
+              <wp14:pctHeight>0</wp14:pctHeight>
+            </wp14:sizeRelV>
           </wp:anchor>
         </w:drawing>
       </w:r>
@@ -5226,46 +5229,7 @@
           <w:sz w:val="28"/>
           <w:szCs w:val="28"/>
         </w:rPr>
-        <w:t>P</w:t>
-      </w:r>
-      <w:r>
-        <w:rPr>
-          <w:sz w:val="28"/>
-          <w:szCs w:val="28"/>
-        </w:rPr>
-        <w:t>rzetestowaliśmy również wczytywanie surowego ruchu sieciowego bezpośrednio z plików .</w:t>
-      </w:r>
-      <w:proofErr w:type="spellStart"/>
-      <w:r>
-        <w:rPr>
-          <w:sz w:val="28"/>
-          <w:szCs w:val="28"/>
-        </w:rPr>
-        <w:t>pcap</w:t>
-      </w:r>
-      <w:proofErr w:type="spellEnd"/>
-      <w:r>
-        <w:rPr>
-          <w:sz w:val="28"/>
-          <w:szCs w:val="28"/>
-        </w:rPr>
-        <w:t xml:space="preserve"> przy użyciu zintegrowanego narzędzia </w:t>
-      </w:r>
-      <w:proofErr w:type="spellStart"/>
-      <w:r>
-        <w:rPr>
-          <w:sz w:val="28"/>
-          <w:szCs w:val="28"/>
-        </w:rPr>
-        <w:t>tshark</w:t>
-      </w:r>
-      <w:proofErr w:type="spellEnd"/>
-      <w:r>
-        <w:rPr>
-          <w:sz w:val="28"/>
-          <w:szCs w:val="28"/>
-        </w:rPr>
-        <w:t>. Weryfikacji poddano także wydajność interfejsu przy przetwarzaniu większych próbek danych oraz odporność programu na błędy użytkownika. Próba załadowania nieobsługiwanego formatu czy pustego pliku jest bezpiecznie przechwytywana i</w:t>
+        <w:t>Weryfikacji poddano także wydajność interfejsu przy przetwarzaniu większych próbek danych oraz odporność programu na błędy użytkownika. Próba załadowania nieobsługiwanego formatu czy pustego pliku jest bezpiecznie przechwytywana i</w:t>
       </w:r>
       <w:r>
         <w:rPr>
@@ -5520,6 +5484,267 @@
       </w:r>
       <w:bookmarkEnd w:id="6"/>
     </w:p>
+    <w:p/>
+    <w:p>
+      <w:pPr>
+        <w:ind w:left="360" w:firstLine="360"/>
+        <w:jc w:val="both"/>
+        <w:rPr>
+          <w:sz w:val="28"/>
+          <w:szCs w:val="28"/>
+        </w:rPr>
+      </w:pPr>
+      <w:r>
+        <w:rPr>
+          <w:sz w:val="28"/>
+          <w:szCs w:val="28"/>
+        </w:rPr>
+        <w:t xml:space="preserve">Przy tworzeniu tego projektu nauczyliśmy się, że stworzenie zautomatyzowanego systemu do wykrywania anomalii sieciowych wymaga nie tylko doboru odpowiedniego modelu uczenia maszynowego, ale także musieliśmy sobie poradzić z drastycznym niezbalansowaniem klas. Aby to nie wpłynęło błędnie na ocenę modelu przy jego doborze, zastosowaliśmy metrykę F1-Score, która eliminuje fałszywie optymistyczne wyniki. </w:t>
+      </w:r>
+    </w:p>
+    <w:p>
+      <w:pPr>
+        <w:ind w:left="360"/>
+        <w:jc w:val="both"/>
+        <w:rPr>
+          <w:sz w:val="28"/>
+          <w:szCs w:val="28"/>
+        </w:rPr>
+      </w:pPr>
+    </w:p>
+    <w:p>
+      <w:pPr>
+        <w:ind w:left="360" w:firstLine="360"/>
+        <w:jc w:val="both"/>
+        <w:rPr>
+          <w:sz w:val="28"/>
+          <w:szCs w:val="28"/>
+        </w:rPr>
+      </w:pPr>
+      <w:r>
+        <w:rPr>
+          <w:sz w:val="28"/>
+          <w:szCs w:val="28"/>
+        </w:rPr>
+        <w:t>Warto podkreślić, że założona przez nas struktura pracy i dotarcia do</w:t>
+      </w:r>
+      <w:r>
+        <w:rPr>
+          <w:sz w:val="28"/>
+          <w:szCs w:val="28"/>
+        </w:rPr>
+        <w:t> </w:t>
+      </w:r>
+      <w:r>
+        <w:rPr>
+          <w:sz w:val="28"/>
+          <w:szCs w:val="28"/>
+        </w:rPr>
+        <w:t>rozwiązania okazała się bardzo przyjemna i poprawna w trakcie wdrożenia. Przemyślany opis preferowanego rozwiązania był solidnym fundamentem, który pozwolił nam krok po kroku od teoretycznej analizy problemu przez zawiłe wyzwania implementacyjne aż po testowanie finalnej aplikacji.</w:t>
+      </w:r>
+    </w:p>
+    <w:p>
+      <w:pPr>
+        <w:ind w:left="360"/>
+        <w:jc w:val="both"/>
+        <w:rPr>
+          <w:sz w:val="28"/>
+          <w:szCs w:val="28"/>
+        </w:rPr>
+      </w:pPr>
+    </w:p>
+    <w:p>
+      <w:pPr>
+        <w:ind w:left="360" w:firstLine="360"/>
+        <w:jc w:val="both"/>
+        <w:rPr>
+          <w:sz w:val="28"/>
+          <w:szCs w:val="28"/>
+        </w:rPr>
+      </w:pPr>
+      <w:r>
+        <w:rPr>
+          <w:sz w:val="28"/>
+          <w:szCs w:val="28"/>
+        </w:rPr>
+        <w:t>Choć nasze rozwiązanie całkiem sprawnie wyszukuje i punktuje cyberataki, warto pamiętać o tym, że nie istnieje jedna, uniwersalna recepta na wykrycie absolutnie wszystkich anomalii. Mimo to, nasze narzędzie sprawnie izoluje uniwersalne atrybuty złośliwych pakietów, czego efektem jest jego bardzo wysoka dokładność.</w:t>
+      </w:r>
+    </w:p>
+    <w:p>
+      <w:pPr>
+        <w:ind w:left="360"/>
+        <w:jc w:val="both"/>
+        <w:rPr>
+          <w:sz w:val="28"/>
+          <w:szCs w:val="28"/>
+        </w:rPr>
+      </w:pPr>
+    </w:p>
+    <w:p>
+      <w:pPr>
+        <w:ind w:left="360" w:firstLine="360"/>
+        <w:jc w:val="both"/>
+        <w:rPr>
+          <w:sz w:val="28"/>
+          <w:szCs w:val="28"/>
+        </w:rPr>
+      </w:pPr>
+      <w:r>
+        <w:rPr>
+          <w:sz w:val="28"/>
+          <w:szCs w:val="28"/>
+        </w:rPr>
+        <w:t xml:space="preserve">Nasza aplikacja, mimo że w obecnej formie spełnia swoje zadanie, posiada ogromny potencjał </w:t>
+      </w:r>
+      <w:r>
+        <w:rPr>
+          <w:sz w:val="28"/>
+          <w:szCs w:val="28"/>
+        </w:rPr>
+        <w:t>do dalszego rozwoju. Można rozwinąć jej funkcjonalności do m.in. analizy w czasie rzeczywistym, klasyfikacji wieloklasowej (czyli nie tylko, że mamy do czynienia z atakiem, ale też jakim atakiem) czy integracji systemowej, aby program działał również proaktywnie, na przykład podpowiadając administratorowi, który port sieciowy należy zamknąć w</w:t>
+      </w:r>
+      <w:r>
+        <w:rPr>
+          <w:sz w:val="28"/>
+          <w:szCs w:val="28"/>
+        </w:rPr>
+        <w:t> </w:t>
+      </w:r>
+      <w:r>
+        <w:rPr>
+          <w:sz w:val="28"/>
+          <w:szCs w:val="28"/>
+        </w:rPr>
+        <w:t>odpowiedzi na wykryty ruch złośliwy.</w:t>
+      </w:r>
+    </w:p>
+    <w:p>
+      <w:pPr>
+        <w:ind w:left="360"/>
+        <w:jc w:val="both"/>
+        <w:rPr>
+          <w:sz w:val="28"/>
+          <w:szCs w:val="28"/>
+        </w:rPr>
+      </w:pPr>
+    </w:p>
+    <w:p>
+      <w:pPr>
+        <w:ind w:left="360" w:firstLine="360"/>
+        <w:jc w:val="both"/>
+        <w:rPr>
+          <w:sz w:val="28"/>
+          <w:szCs w:val="28"/>
+        </w:rPr>
+      </w:pPr>
+      <w:r>
+        <w:rPr>
+          <w:sz w:val="28"/>
+          <w:szCs w:val="28"/>
+        </w:rPr>
+        <w:t xml:space="preserve">Na koniec należy pamiętać, że </w:t>
+      </w:r>
+      <w:r>
+        <w:rPr>
+          <w:sz w:val="28"/>
+          <w:szCs w:val="28"/>
+        </w:rPr>
+        <w:t>branża</w:t>
+      </w:r>
+      <w:r>
+        <w:rPr>
+          <w:sz w:val="28"/>
+          <w:szCs w:val="28"/>
+        </w:rPr>
+        <w:t xml:space="preserve"> </w:t>
+      </w:r>
+      <w:proofErr w:type="spellStart"/>
+      <w:r>
+        <w:rPr>
+          <w:sz w:val="28"/>
+          <w:szCs w:val="28"/>
+        </w:rPr>
+        <w:t>cyberbezpieczeństwa</w:t>
+      </w:r>
+      <w:proofErr w:type="spellEnd"/>
+      <w:r>
+        <w:rPr>
+          <w:sz w:val="28"/>
+          <w:szCs w:val="28"/>
+        </w:rPr>
+        <w:t xml:space="preserve"> jest niezwykle dynamiczny. Z biegiem czasu z całą pewnością będą powstawać nowe, coraz bardziej zaawansowane ataki złośliwe. Z tego powodu nasza aplikacja</w:t>
+      </w:r>
+      <w:r>
+        <w:rPr>
+          <w:sz w:val="28"/>
+          <w:szCs w:val="28"/>
+        </w:rPr>
+        <w:t xml:space="preserve">, </w:t>
+      </w:r>
+      <w:r>
+        <w:rPr>
+          <w:sz w:val="28"/>
+          <w:szCs w:val="28"/>
+        </w:rPr>
+        <w:t>aby mogła skutecznie pełnić swoją funkcję na co dzień</w:t>
+      </w:r>
+      <w:r>
+        <w:rPr>
+          <w:sz w:val="28"/>
+          <w:szCs w:val="28"/>
+        </w:rPr>
+        <w:t>,</w:t>
+      </w:r>
+      <w:r>
+        <w:rPr>
+          <w:sz w:val="28"/>
+          <w:szCs w:val="28"/>
+        </w:rPr>
+        <w:t xml:space="preserve"> nie jest rozwiązaniem</w:t>
+      </w:r>
+      <w:r>
+        <w:rPr>
+          <w:sz w:val="28"/>
+          <w:szCs w:val="28"/>
+        </w:rPr>
+        <w:t>, które w przyszłości nadal będzie tak samo skuteczne</w:t>
+      </w:r>
+      <w:r>
+        <w:rPr>
+          <w:sz w:val="28"/>
+          <w:szCs w:val="28"/>
+        </w:rPr>
+        <w:t>. Wymaga ona stałej opieki, nadzoru i okresowego douczania przez specjalistów</w:t>
+      </w:r>
+      <w:r>
+        <w:rPr>
+          <w:sz w:val="28"/>
+          <w:szCs w:val="28"/>
+        </w:rPr>
+        <w:t xml:space="preserve"> i jego twórców, </w:t>
+      </w:r>
+      <w:r>
+        <w:rPr>
+          <w:sz w:val="28"/>
+          <w:szCs w:val="28"/>
+        </w:rPr>
+        <w:t>którzy będą na bieżąco dostosowywać ją do nowych</w:t>
+      </w:r>
+      <w:r>
+        <w:rPr>
+          <w:sz w:val="28"/>
+          <w:szCs w:val="28"/>
+        </w:rPr>
+        <w:t xml:space="preserve"> ataków</w:t>
+      </w:r>
+      <w:r>
+        <w:rPr>
+          <w:sz w:val="28"/>
+          <w:szCs w:val="28"/>
+        </w:rPr>
+        <w:t>.</w:t>
+      </w:r>
+    </w:p>
     <w:p>
       <w:pPr>
         <w:ind w:left="720"/>
@@ -5535,12 +5760,6 @@
           <w:sz w:val="28"/>
         </w:rPr>
       </w:pPr>
-      <w:r>
-        <w:rPr>
-          <w:sz w:val="28"/>
-        </w:rPr>
-        <w:br w:type="page"/>
-      </w:r>
     </w:p>
     <w:p>
       <w:pPr>
@@ -5555,7 +5774,6 @@
         <w:rPr>
           <w:sz w:val="28"/>
         </w:rPr>
-        <w:lastRenderedPageBreak/>
         <w:t>Literatura</w:t>
       </w:r>
       <w:bookmarkEnd w:id="7"/>
@@ -5577,7 +5795,7 @@
       <w:r>
         <w:t xml:space="preserve">: Materiały graficzne/Schemat poglądowy [Online]. Dostępne w Internecie: </w:t>
       </w:r>
-      <w:hyperlink r:id="rId21" w:history="1">
+      <w:hyperlink r:id="rId20" w:history="1">
         <w:r>
           <w:rPr>
             <w:rStyle w:val="Hipercze"/>
@@ -5775,7 +5993,7 @@
       <w:r>
         <w:t xml:space="preserve"> [Online]. Dostępne w Internecie: </w:t>
       </w:r>
-      <w:hyperlink r:id="rId22" w:history="1">
+      <w:hyperlink r:id="rId21" w:history="1">
         <w:r>
           <w:rPr>
             <w:rStyle w:val="Hipercze"/>
@@ -5908,12 +6126,12 @@
       </w:pPr>
     </w:p>
     <w:sectPr>
-      <w:headerReference w:type="even" r:id="rId23"/>
-      <w:headerReference w:type="default" r:id="rId24"/>
-      <w:footerReference w:type="even" r:id="rId25"/>
-      <w:footerReference w:type="default" r:id="rId26"/>
-      <w:headerReference w:type="first" r:id="rId27"/>
-      <w:footerReference w:type="first" r:id="rId28"/>
+      <w:headerReference w:type="even" r:id="rId22"/>
+      <w:headerReference w:type="default" r:id="rId23"/>
+      <w:footerReference w:type="even" r:id="rId24"/>
+      <w:footerReference w:type="default" r:id="rId25"/>
+      <w:headerReference w:type="first" r:id="rId26"/>
+      <w:footerReference w:type="first" r:id="rId27"/>
       <w:pgSz w:w="12240" w:h="15840"/>
       <w:pgMar w:top="1440" w:right="1440" w:bottom="2160" w:left="1440" w:header="1296" w:footer="1296" w:gutter="0"/>
       <w:pgNumType w:start="1"/>
@@ -9462,12 +9680,14 @@
     <w:rsid w:val="003A3E0D"/>
     <w:rsid w:val="00407C28"/>
     <w:rsid w:val="00410437"/>
+    <w:rsid w:val="0041570B"/>
     <w:rsid w:val="00441B8F"/>
     <w:rsid w:val="004428E7"/>
     <w:rsid w:val="004802D4"/>
     <w:rsid w:val="004D6C3A"/>
     <w:rsid w:val="004F4255"/>
     <w:rsid w:val="00644EC8"/>
+    <w:rsid w:val="0067158C"/>
     <w:rsid w:val="00687834"/>
     <w:rsid w:val="0069188E"/>
     <w:rsid w:val="006A6328"/>

--- a/Szkic-projektu.docx
+++ b/Szkic-projektu.docx
@@ -1115,8 +1115,109 @@
           </w:p>
         </w:tc>
       </w:tr>
+      <w:tr>
+        <w:trPr>
+          <w:cnfStyle w:val="000000010000" w:firstRow="0" w:lastRow="0" w:firstColumn="0" w:lastColumn="0" w:oddVBand="0" w:evenVBand="0" w:oddHBand="0" w:evenHBand="1" w:firstRowFirstColumn="0" w:firstRowLastColumn="0" w:lastRowFirstColumn="0" w:lastRowLastColumn="0"/>
+          <w:trHeight w:val="525"/>
+        </w:trPr>
+        <w:tc>
+          <w:tcPr>
+            <w:cnfStyle w:val="001000000000" w:firstRow="0" w:lastRow="0" w:firstColumn="1" w:lastColumn="0" w:oddVBand="0" w:evenVBand="0" w:oddHBand="0" w:evenHBand="0" w:firstRowFirstColumn="0" w:firstRowLastColumn="0" w:lastRowFirstColumn="0" w:lastRowLastColumn="0"/>
+            <w:tcW w:w="1809" w:type="dxa"/>
+            <w:shd w:val="clear" w:color="auto" w:fill="FFFFFF" w:themeFill="background1"/>
+            <w:vAlign w:val="center"/>
+          </w:tcPr>
+          <w:p>
+            <w:pPr>
+              <w:jc w:val="center"/>
+              <w:rPr>
+                <w:rFonts w:asciiTheme="minorHAnsi" w:hAnsiTheme="minorHAnsi"/>
+                <w:b w:val="0"/>
+                <w:bCs w:val="0"/>
+              </w:rPr>
+            </w:pPr>
+            <w:r>
+              <w:rPr>
+                <w:rFonts w:asciiTheme="minorHAnsi" w:hAnsiTheme="minorHAnsi"/>
+                <w:b w:val="0"/>
+                <w:bCs w:val="0"/>
+              </w:rPr>
+              <w:t>07</w:t>
+            </w:r>
+          </w:p>
+        </w:tc>
+        <w:tc>
+          <w:tcPr>
+            <w:tcW w:w="1843" w:type="dxa"/>
+            <w:shd w:val="clear" w:color="auto" w:fill="FFFFFF" w:themeFill="background1"/>
+            <w:vAlign w:val="center"/>
+          </w:tcPr>
+          <w:p>
+            <w:pPr>
+              <w:tabs>
+                <w:tab w:val="center" w:pos="916"/>
+                <w:tab w:val="right" w:pos="1832"/>
+              </w:tabs>
+              <w:jc w:val="center"/>
+              <w:cnfStyle w:val="000000010000" w:firstRow="0" w:lastRow="0" w:firstColumn="0" w:lastColumn="0" w:oddVBand="0" w:evenVBand="0" w:oddHBand="0" w:evenHBand="1" w:firstRowFirstColumn="0" w:firstRowLastColumn="0" w:lastRowFirstColumn="0" w:lastRowLastColumn="0"/>
+              <w:rPr>
+                <w:bCs/>
+              </w:rPr>
+            </w:pPr>
+            <w:r>
+              <w:rPr>
+                <w:bCs/>
+              </w:rPr>
+              <w:t>2026-06-08</w:t>
+            </w:r>
+          </w:p>
+        </w:tc>
+        <w:tc>
+          <w:tcPr>
+            <w:tcW w:w="2291" w:type="dxa"/>
+            <w:shd w:val="clear" w:color="auto" w:fill="FFFFFF" w:themeFill="background1"/>
+            <w:vAlign w:val="center"/>
+          </w:tcPr>
+          <w:p>
+            <w:pPr>
+              <w:jc w:val="center"/>
+              <w:cnfStyle w:val="000000010000" w:firstRow="0" w:lastRow="0" w:firstColumn="0" w:lastColumn="0" w:oddVBand="0" w:evenVBand="0" w:oddHBand="0" w:evenHBand="1" w:firstRowFirstColumn="0" w:firstRowLastColumn="0" w:lastRowFirstColumn="0" w:lastRowLastColumn="0"/>
+              <w:rPr>
+                <w:bCs/>
+              </w:rPr>
+            </w:pPr>
+            <w:r>
+              <w:rPr>
+                <w:bCs/>
+              </w:rPr>
+              <w:t>Kacper Tomczyk</w:t>
+            </w:r>
+          </w:p>
+        </w:tc>
+        <w:tc>
+          <w:tcPr>
+            <w:tcW w:w="3804" w:type="dxa"/>
+            <w:shd w:val="clear" w:color="auto" w:fill="FFFFFF" w:themeFill="background1"/>
+            <w:vAlign w:val="center"/>
+          </w:tcPr>
+          <w:p>
+            <w:pPr>
+              <w:jc w:val="center"/>
+              <w:cnfStyle w:val="000000010000" w:firstRow="0" w:lastRow="0" w:firstColumn="0" w:lastColumn="0" w:oddVBand="0" w:evenVBand="0" w:oddHBand="0" w:evenHBand="1" w:firstRowFirstColumn="0" w:firstRowLastColumn="0" w:lastRowFirstColumn="0" w:lastRowLastColumn="0"/>
+              <w:rPr>
+                <w:bCs/>
+              </w:rPr>
+            </w:pPr>
+            <w:r>
+              <w:rPr>
+                <w:bCs/>
+              </w:rPr>
+              <w:t>Wnioski</w:t>
+            </w:r>
+          </w:p>
+        </w:tc>
+      </w:tr>
     </w:tbl>
-    <w:p/>
     <w:p/>
     <w:p/>
     <w:p/>
@@ -1479,7 +1580,6 @@
         </w:tc>
       </w:tr>
     </w:tbl>
-    <w:p/>
     <w:p/>
     <w:p>
       <w:pPr>
@@ -2600,7 +2700,7 @@
                                     </pic:cNvPicPr>
                                   </pic:nvPicPr>
                                   <pic:blipFill>
-                                    <a:blip r:embed="rId14"/>
+                                    <a:blip r:embed="rId15"/>
                                     <a:stretch>
                                       <a:fillRect/>
                                     </a:stretch>
@@ -2853,7 +2953,19 @@
         <w:rPr>
           <w:sz w:val="28"/>
         </w:rPr>
-        <w:t>Zgodnie ze zbiorem ‘KDDCUP’99’ [2], wykrywane zagrożenia dzielą się na cztery główne kategorie</w:t>
+        <w:t>Zgodnie ze zbiorem ‘KDDCUP’99’ [2], wykrywane zagrożenia dzielą się na</w:t>
+      </w:r>
+      <w:r>
+        <w:rPr>
+          <w:sz w:val="28"/>
+        </w:rPr>
+        <w:t> </w:t>
+      </w:r>
+      <w:r>
+        <w:rPr>
+          <w:sz w:val="28"/>
+        </w:rPr>
+        <w:t>cztery główne kategorie</w:t>
       </w:r>
       <w:r>
         <w:rPr>
@@ -3071,7 +3183,7 @@
                     </pic:cNvPicPr>
                   </pic:nvPicPr>
                   <pic:blipFill>
-                    <a:blip r:embed="rId15"/>
+                    <a:blip r:embed="rId16"/>
                     <a:stretch>
                       <a:fillRect/>
                     </a:stretch>
@@ -3649,7 +3761,7 @@
                     </pic:cNvPicPr>
                   </pic:nvPicPr>
                   <pic:blipFill>
-                    <a:blip r:embed="rId16"/>
+                    <a:blip r:embed="rId17"/>
                     <a:stretch>
                       <a:fillRect/>
                     </a:stretch>
@@ -4032,7 +4144,19 @@
         <w:rPr>
           <w:sz w:val="28"/>
         </w:rPr>
-        <w:t>przeprowadzenie symulowanych ataków byłoby ciekawe i cenne w tym projekcie, jednak ze względu na złożoność tego procesu, opcja ta traktowana jest na obecnym etapie wyłącznie jako rozwiązanie rezerwowe.</w:t>
+        <w:t>przeprowadzenie symulowanych ataków byłoby ciekawe i</w:t>
+      </w:r>
+      <w:r>
+        <w:rPr>
+          <w:sz w:val="28"/>
+        </w:rPr>
+        <w:t> </w:t>
+      </w:r>
+      <w:r>
+        <w:rPr>
+          <w:sz w:val="28"/>
+        </w:rPr>
+        <w:t>cenne w tym projekcie, jednak ze względu na złożoność tego procesu, opcja ta traktowana jest na obecnym etapie wyłącznie jako rozwiązanie rezerwowe.</w:t>
       </w:r>
     </w:p>
     <w:p>
@@ -4223,7 +4347,19 @@
         <w:rPr>
           <w:sz w:val="28"/>
         </w:rPr>
-        <w:t xml:space="preserve">) jak i innych, nowo poznanych. Wśród kandydatów na modele do wytrenowania na pewno znajdą się również modele oparte na drzewach decyzyjnych, takie jak </w:t>
+        <w:t>) jak i innych, nowo poznanych. Wśród kandydatów na modele do wytrenowania na pewno znajdą się również modele oparte na</w:t>
+      </w:r>
+      <w:r>
+        <w:rPr>
+          <w:sz w:val="28"/>
+        </w:rPr>
+        <w:t> </w:t>
+      </w:r>
+      <w:r>
+        <w:rPr>
+          <w:sz w:val="28"/>
+        </w:rPr>
+        <w:t xml:space="preserve">drzewach decyzyjnych, takie jak </w:t>
       </w:r>
       <w:proofErr w:type="spellStart"/>
       <w:r>
@@ -4390,7 +4526,7 @@
                     </pic:cNvPicPr>
                   </pic:nvPicPr>
                   <pic:blipFill>
-                    <a:blip r:embed="rId17">
+                    <a:blip r:embed="rId18">
                       <a:extLst>
                         <a:ext uri="{28A0092B-C50C-407E-A947-70E740481C1C}">
                           <a14:useLocalDpi xmlns:a14="http://schemas.microsoft.com/office/drawing/2010/main" val="0"/>
@@ -4811,7 +4947,7 @@
                     <pic:cNvPicPr/>
                   </pic:nvPicPr>
                   <pic:blipFill>
-                    <a:blip r:embed="rId18">
+                    <a:blip r:embed="rId19">
                       <a:extLst>
                         <a:ext uri="{28A0092B-C50C-407E-A947-70E740481C1C}">
                           <a14:useLocalDpi xmlns:a14="http://schemas.microsoft.com/office/drawing/2010/main" val="0"/>
@@ -5172,7 +5308,7 @@
           <w:noProof/>
         </w:rPr>
         <w:drawing>
-          <wp:anchor distT="0" distB="0" distL="114300" distR="114300" simplePos="0" relativeHeight="251661312" behindDoc="0" locked="0" layoutInCell="1" allowOverlap="1" wp14:anchorId="76CD1390" wp14:editId="71CFB1B2">
+          <wp:anchor distT="0" distB="0" distL="114300" distR="114300" simplePos="0" relativeHeight="251661312" behindDoc="0" locked="0" layoutInCell="1" allowOverlap="1" wp14:anchorId="76CD1390" wp14:editId="57CBB7B4">
             <wp:simplePos x="0" y="0"/>
             <wp:positionH relativeFrom="margin">
               <wp:posOffset>0</wp:posOffset>
@@ -5195,7 +5331,7 @@
                     <pic:cNvPicPr/>
                   </pic:nvPicPr>
                   <pic:blipFill>
-                    <a:blip r:embed="rId19" cstate="print">
+                    <a:blip r:embed="rId20" cstate="print">
                       <a:extLst>
                         <a:ext uri="{28A0092B-C50C-407E-A947-70E740481C1C}">
                           <a14:useLocalDpi xmlns:a14="http://schemas.microsoft.com/office/drawing/2010/main" val="0"/>
@@ -5601,7 +5737,21 @@
           <w:sz w:val="28"/>
           <w:szCs w:val="28"/>
         </w:rPr>
-        <w:t>do dalszego rozwoju. Można rozwinąć jej funkcjonalności do m.in. analizy w czasie rzeczywistym, klasyfikacji wieloklasowej (czyli nie tylko, że mamy do czynienia z atakiem, ale też jakim atakiem) czy integracji systemowej, aby program działał również proaktywnie, na przykład podpowiadając administratorowi, który port sieciowy należy zamknąć w</w:t>
+        <w:t>do dalszego rozwoju. Można rozwinąć jej funkcjonalności do</w:t>
+      </w:r>
+      <w:r>
+        <w:rPr>
+          <w:sz w:val="28"/>
+          <w:szCs w:val="28"/>
+        </w:rPr>
+        <w:t> </w:t>
+      </w:r>
+      <w:r>
+        <w:rPr>
+          <w:sz w:val="28"/>
+          <w:szCs w:val="28"/>
+        </w:rPr>
+        <w:t>m.in. analizy w czasie rzeczywistym, klasyfikacji wieloklasowej (czyli nie tylko, że mamy do czynienia z atakiem, ale też jakim atakiem) czy integracji systemowej, aby program działał również proaktywnie, na przykład podpowiadając administratorowi, który port sieciowy należy zamknąć w</w:t>
       </w:r>
       <w:r>
         <w:rPr>
@@ -5642,107 +5792,23 @@
           <w:sz w:val="28"/>
           <w:szCs w:val="28"/>
         </w:rPr>
-        <w:t xml:space="preserve">Na koniec należy pamiętać, że </w:t>
-      </w:r>
+        <w:t xml:space="preserve">Na koniec należy pamiętać, że branża </w:t>
+      </w:r>
+      <w:proofErr w:type="spellStart"/>
       <w:r>
         <w:rPr>
           <w:sz w:val="28"/>
           <w:szCs w:val="28"/>
         </w:rPr>
-        <w:t>branża</w:t>
-      </w:r>
+        <w:t>cyberbezpieczeństwa</w:t>
+      </w:r>
+      <w:proofErr w:type="spellEnd"/>
       <w:r>
         <w:rPr>
           <w:sz w:val="28"/>
           <w:szCs w:val="28"/>
         </w:rPr>
-        <w:t xml:space="preserve"> </w:t>
-      </w:r>
-      <w:proofErr w:type="spellStart"/>
-      <w:r>
-        <w:rPr>
-          <w:sz w:val="28"/>
-          <w:szCs w:val="28"/>
-        </w:rPr>
-        <w:t>cyberbezpieczeństwa</w:t>
-      </w:r>
-      <w:proofErr w:type="spellEnd"/>
-      <w:r>
-        <w:rPr>
-          <w:sz w:val="28"/>
-          <w:szCs w:val="28"/>
-        </w:rPr>
-        <w:t xml:space="preserve"> jest niezwykle dynamiczny. Z biegiem czasu z całą pewnością będą powstawać nowe, coraz bardziej zaawansowane ataki złośliwe. Z tego powodu nasza aplikacja</w:t>
-      </w:r>
-      <w:r>
-        <w:rPr>
-          <w:sz w:val="28"/>
-          <w:szCs w:val="28"/>
-        </w:rPr>
-        <w:t xml:space="preserve">, </w:t>
-      </w:r>
-      <w:r>
-        <w:rPr>
-          <w:sz w:val="28"/>
-          <w:szCs w:val="28"/>
-        </w:rPr>
-        <w:t>aby mogła skutecznie pełnić swoją funkcję na co dzień</w:t>
-      </w:r>
-      <w:r>
-        <w:rPr>
-          <w:sz w:val="28"/>
-          <w:szCs w:val="28"/>
-        </w:rPr>
-        <w:t>,</w:t>
-      </w:r>
-      <w:r>
-        <w:rPr>
-          <w:sz w:val="28"/>
-          <w:szCs w:val="28"/>
-        </w:rPr>
-        <w:t xml:space="preserve"> nie jest rozwiązaniem</w:t>
-      </w:r>
-      <w:r>
-        <w:rPr>
-          <w:sz w:val="28"/>
-          <w:szCs w:val="28"/>
-        </w:rPr>
-        <w:t>, które w przyszłości nadal będzie tak samo skuteczne</w:t>
-      </w:r>
-      <w:r>
-        <w:rPr>
-          <w:sz w:val="28"/>
-          <w:szCs w:val="28"/>
-        </w:rPr>
-        <w:t>. Wymaga ona stałej opieki, nadzoru i okresowego douczania przez specjalistów</w:t>
-      </w:r>
-      <w:r>
-        <w:rPr>
-          <w:sz w:val="28"/>
-          <w:szCs w:val="28"/>
-        </w:rPr>
-        <w:t xml:space="preserve"> i jego twórców, </w:t>
-      </w:r>
-      <w:r>
-        <w:rPr>
-          <w:sz w:val="28"/>
-          <w:szCs w:val="28"/>
-        </w:rPr>
-        <w:t>którzy będą na bieżąco dostosowywać ją do nowych</w:t>
-      </w:r>
-      <w:r>
-        <w:rPr>
-          <w:sz w:val="28"/>
-          <w:szCs w:val="28"/>
-        </w:rPr>
-        <w:t xml:space="preserve"> ataków</w:t>
-      </w:r>
-      <w:r>
-        <w:rPr>
-          <w:sz w:val="28"/>
-          <w:szCs w:val="28"/>
-        </w:rPr>
-        <w:t>.</w:t>
+        <w:t xml:space="preserve"> jest niezwykle dynamiczny. Z biegiem czasu z całą pewnością będą powstawać nowe, coraz bardziej zaawansowane ataki złośliwe. Z tego powodu nasza aplikacja, aby mogła skutecznie pełnić swoją funkcję na co dzień, nie jest rozwiązaniem, które w przyszłości nadal będzie tak samo skuteczne. Wymaga ona stałej opieki, nadzoru i okresowego douczania przez specjalistów i jego twórców, którzy będą na bieżąco dostosowywać ją do nowych ataków.</w:t>
       </w:r>
     </w:p>
     <w:p>
@@ -5795,7 +5861,7 @@
       <w:r>
         <w:t xml:space="preserve">: Materiały graficzne/Schemat poglądowy [Online]. Dostępne w Internecie: </w:t>
       </w:r>
-      <w:hyperlink r:id="rId20" w:history="1">
+      <w:hyperlink r:id="rId21" w:history="1">
         <w:r>
           <w:rPr>
             <w:rStyle w:val="Hipercze"/>
@@ -5993,7 +6059,7 @@
       <w:r>
         <w:t xml:space="preserve"> [Online]. Dostępne w Internecie: </w:t>
       </w:r>
-      <w:hyperlink r:id="rId21" w:history="1">
+      <w:hyperlink r:id="rId22" w:history="1">
         <w:r>
           <w:rPr>
             <w:rStyle w:val="Hipercze"/>
@@ -6126,12 +6192,12 @@
       </w:pPr>
     </w:p>
     <w:sectPr>
-      <w:headerReference w:type="even" r:id="rId22"/>
-      <w:headerReference w:type="default" r:id="rId23"/>
-      <w:footerReference w:type="even" r:id="rId24"/>
-      <w:footerReference w:type="default" r:id="rId25"/>
-      <w:headerReference w:type="first" r:id="rId26"/>
-      <w:footerReference w:type="first" r:id="rId27"/>
+      <w:headerReference w:type="even" r:id="rId23"/>
+      <w:headerReference w:type="default" r:id="rId24"/>
+      <w:footerReference w:type="even" r:id="rId25"/>
+      <w:footerReference w:type="default" r:id="rId26"/>
+      <w:headerReference w:type="first" r:id="rId27"/>
+      <w:footerReference w:type="first" r:id="rId28"/>
       <w:pgSz w:w="12240" w:h="15840"/>
       <w:pgMar w:top="1440" w:right="1440" w:bottom="2160" w:left="1440" w:header="1296" w:footer="1296" w:gutter="0"/>
       <w:pgNumType w:start="1"/>
@@ -9677,6 +9743,7 @@
     <w:rsid w:val="002D787A"/>
     <w:rsid w:val="00326FC8"/>
     <w:rsid w:val="00341B2A"/>
+    <w:rsid w:val="00350BC1"/>
     <w:rsid w:val="003A3E0D"/>
     <w:rsid w:val="00407C28"/>
     <w:rsid w:val="00410437"/>
@@ -9708,6 +9775,7 @@
     <w:rsid w:val="00A0630B"/>
     <w:rsid w:val="00A33194"/>
     <w:rsid w:val="00A403DC"/>
+    <w:rsid w:val="00AF3EB6"/>
     <w:rsid w:val="00B24CD7"/>
     <w:rsid w:val="00B31ADC"/>
     <w:rsid w:val="00B80A7A"/>
